--- a/DOCS_DA_CONVERTIRE/lastre_es.docx
+++ b/DOCS_DA_CONVERTIRE/lastre_es.docx
@@ -3,12 +3,41 @@
 <w:document xmlns:wpc="http://schemas.microsoft.com/office/word/2010/wordprocessingCanvas" xmlns:cx="http://schemas.microsoft.com/office/drawing/2014/chartex" xmlns:cx1="http://schemas.microsoft.com/office/drawing/2015/9/8/chartex" xmlns:cx2="http://schemas.microsoft.com/office/drawing/2015/10/21/chartex" xmlns:cx3="http://schemas.microsoft.com/office/drawing/2016/5/9/chartex" xmlns:cx4="http://schemas.microsoft.com/office/drawing/2016/5/10/chartex" xmlns:cx5="http://schemas.microsoft.com/office/drawing/2016/5/11/chartex" xmlns:cx6="http://schemas.microsoft.com/office/drawing/2016/5/12/chartex" xmlns:cx7="http://schemas.microsoft.com/office/drawing/2016/5/13/chartex" xmlns:cx8="http://schemas.microsoft.com/office/drawing/2016/5/14/chartex" xmlns:mc="http://schemas.openxmlformats.org/markup-compatibility/2006" xmlns:aink="http://schemas.microsoft.com/office/drawing/2016/ink" xmlns:am3d="http://schemas.microsoft.com/office/drawing/2017/model3d" xmlns:o="urn:schemas-microsoft-com:office:office" xmlns:oel="http://schemas.microsoft.com/office/2019/extlst" xmlns:r="http://schemas.openxmlformats.org/officeDocument/2006/relationships" xmlns:m="http://schemas.openxmlformats.org/officeDocument/2006/math" xmlns:v="urn:schemas-microsoft-com:vml" xmlns:wp14="http://schemas.microsoft.com/office/word/2010/wordprocessingDrawing" xmlns:wp="http://schemas.openxmlformats.org/drawingml/2006/wordprocessingDrawing" xmlns:w10="urn:schemas-microsoft-com:office:word" xmlns:w="http://schemas.openxmlformats.org/wordprocessingml/2006/main" xmlns:w14="http://schemas.microsoft.com/office/word/2010/wordml" xmlns:w15="http://schemas.microsoft.com/office/word/2012/wordml" xmlns:w16cex="http://schemas.microsoft.com/office/word/2018/wordml/cex" xmlns:w16cid="http://schemas.microsoft.com/office/word/2016/wordml/cid" xmlns:w16="http://schemas.microsoft.com/office/word/2018/wordml" xmlns:w16du="http://schemas.microsoft.com/office/word/2023/wordml/word16du" xmlns:w16sdtdh="http://schemas.microsoft.com/office/word/2020/wordml/sdtdatahash" xmlns:w16sdtfl="http://schemas.microsoft.com/office/word/2024/wordml/sdtformatlock" xmlns:w16se="http://schemas.microsoft.com/office/word/2015/wordml/symex" xmlns:wpg="http://schemas.microsoft.com/office/word/2010/wordprocessingGroup" xmlns:wpi="http://schemas.microsoft.com/office/word/2010/wordprocessingInk" xmlns:wne="http://schemas.microsoft.com/office/word/2006/wordml" xmlns:wps="http://schemas.microsoft.com/office/word/2010/wordprocessingShape" mc:Ignorable="w14 w15 w16se w16cid w16 w16cex w16sdtdh w16sdtfl w16du wp14">
   <w:body>
     <w:p>
-      <w:r>
-        <w:t xml:space="preserve">En Bologna, se </w:t>
-      </w:r>
-      <w:proofErr w:type="spellStart"/>
-      <w:r>
-        <w:t>pueden</w:t>
+      <w:proofErr w:type="spellStart"/>
+      <w:r>
+        <w:t>Paseando</w:t>
+      </w:r>
+      <w:proofErr w:type="spellEnd"/>
+      <w:r>
+        <w:t xml:space="preserve"> por </w:t>
+      </w:r>
+      <w:proofErr w:type="spellStart"/>
+      <w:r>
+        <w:t>el</w:t>
+      </w:r>
+      <w:proofErr w:type="spellEnd"/>
+      <w:r>
+        <w:t xml:space="preserve"> centro </w:t>
+      </w:r>
+      <w:proofErr w:type="spellStart"/>
+      <w:r>
+        <w:t>histórico</w:t>
+      </w:r>
+      <w:proofErr w:type="spellEnd"/>
+      <w:r>
+        <w:t xml:space="preserve"> de </w:t>
+      </w:r>
+      <w:proofErr w:type="spellStart"/>
+      <w:r>
+        <w:t>Bolonia</w:t>
+      </w:r>
+      <w:proofErr w:type="spellEnd"/>
+      <w:r>
+        <w:t xml:space="preserve">, es </w:t>
+      </w:r>
+      <w:proofErr w:type="spellStart"/>
+      <w:r>
+        <w:t>común</w:t>
       </w:r>
       <w:proofErr w:type="spellEnd"/>
       <w:r>
@@ -24,63 +53,107 @@
       </w:r>
       <w:proofErr w:type="spellStart"/>
       <w:r>
-        <w:t>losas</w:t>
-      </w:r>
-      <w:proofErr w:type="spellEnd"/>
-      <w:r>
+        <w:rPr>
+          <w:b/>
+          <w:bCs/>
+        </w:rPr>
+        <w:t>placas</w:t>
+      </w:r>
+      <w:proofErr w:type="spellEnd"/>
+      <w:r>
+        <w:rPr>
+          <w:b/>
+          <w:bCs/>
+        </w:rPr>
         <w:t xml:space="preserve"> de </w:t>
       </w:r>
       <w:proofErr w:type="spellStart"/>
       <w:r>
+        <w:rPr>
+          <w:b/>
+          <w:bCs/>
+        </w:rPr>
         <w:t>arenisca</w:t>
       </w:r>
       <w:proofErr w:type="spellEnd"/>
       <w:r>
+        <w:rPr>
+          <w:b/>
+          <w:bCs/>
+        </w:rPr>
+        <w:t xml:space="preserve"> y </w:t>
+      </w:r>
+      <w:proofErr w:type="spellStart"/>
+      <w:r>
+        <w:rPr>
+          <w:b/>
+          <w:bCs/>
+        </w:rPr>
+        <w:t>terracota</w:t>
+      </w:r>
+      <w:proofErr w:type="spellEnd"/>
+      <w:r>
+        <w:t xml:space="preserve"> </w:t>
+      </w:r>
+      <w:proofErr w:type="spellStart"/>
+      <w:r>
+        <w:t>incrustadas</w:t>
+      </w:r>
+      <w:proofErr w:type="spellEnd"/>
+      <w:r>
         <w:t xml:space="preserve"> en </w:t>
       </w:r>
       <w:proofErr w:type="spellStart"/>
       <w:r>
-        <w:t>varias</w:t>
-      </w:r>
-      <w:proofErr w:type="spellEnd"/>
-      <w:r>
-        <w:t xml:space="preserve"> </w:t>
-      </w:r>
-      <w:proofErr w:type="spellStart"/>
-      <w:r>
-        <w:t>calles</w:t>
-      </w:r>
-      <w:proofErr w:type="spellEnd"/>
-      <w:r>
-        <w:t xml:space="preserve"> del centro </w:t>
-      </w:r>
-      <w:proofErr w:type="spellStart"/>
-      <w:r>
-        <w:t>histórico</w:t>
-      </w:r>
-      <w:proofErr w:type="spellEnd"/>
-      <w:r>
-        <w:t xml:space="preserve"> </w:t>
-      </w:r>
-      <w:proofErr w:type="spellStart"/>
-      <w:r>
-        <w:t>que</w:t>
-      </w:r>
-      <w:proofErr w:type="spellEnd"/>
-      <w:r>
-        <w:t xml:space="preserve"> </w:t>
-      </w:r>
-      <w:proofErr w:type="gramStart"/>
-      <w:r>
-        <w:t>no</w:t>
-      </w:r>
-      <w:proofErr w:type="gramEnd"/>
-      <w:r>
-        <w:t xml:space="preserve"> son solo </w:t>
-      </w:r>
-      <w:proofErr w:type="spellStart"/>
-      <w:r>
-        <w:t>decorativas</w:t>
+        <w:t>las</w:t>
+      </w:r>
+      <w:proofErr w:type="spellEnd"/>
+      <w:r>
+        <w:t xml:space="preserve"> </w:t>
+      </w:r>
+      <w:proofErr w:type="spellStart"/>
+      <w:r>
+        <w:t>fachadas</w:t>
+      </w:r>
+      <w:proofErr w:type="spellEnd"/>
+      <w:r>
+        <w:t xml:space="preserve"> </w:t>
+      </w:r>
+      <w:proofErr w:type="spellStart"/>
+      <w:r>
+        <w:t>junto</w:t>
+      </w:r>
+      <w:proofErr w:type="spellEnd"/>
+      <w:r>
+        <w:t xml:space="preserve"> a </w:t>
+      </w:r>
+      <w:proofErr w:type="spellStart"/>
+      <w:r>
+        <w:t>los</w:t>
+      </w:r>
+      <w:proofErr w:type="spellEnd"/>
+      <w:r>
+        <w:t xml:space="preserve"> </w:t>
+      </w:r>
+      <w:proofErr w:type="spellStart"/>
+      <w:r>
+        <w:t>portales</w:t>
+      </w:r>
+      <w:proofErr w:type="spellEnd"/>
+      <w:r>
+        <w:t xml:space="preserve">. No son </w:t>
+      </w:r>
+      <w:proofErr w:type="spellStart"/>
+      <w:r>
+        <w:t>meras</w:t>
+      </w:r>
+      <w:proofErr w:type="spellEnd"/>
+      <w:r>
+        <w:t xml:space="preserve"> </w:t>
+      </w:r>
+      <w:proofErr w:type="spellStart"/>
+      <w:r>
+        <w:t>decoraciones</w:t>
       </w:r>
       <w:proofErr w:type="spellEnd"/>
       <w:r>
@@ -88,228 +161,777 @@
       </w:r>
       <w:proofErr w:type="spellStart"/>
       <w:r>
-        <w:t>que</w:t>
-      </w:r>
-      <w:proofErr w:type="spellEnd"/>
-      <w:r>
-        <w:t xml:space="preserve"> </w:t>
-      </w:r>
-      <w:proofErr w:type="spellStart"/>
-      <w:r>
-        <w:t>tienen</w:t>
-      </w:r>
-      <w:proofErr w:type="spellEnd"/>
-      <w:r>
-        <w:t xml:space="preserve"> un </w:t>
-      </w:r>
-      <w:proofErr w:type="spellStart"/>
-      <w:r>
-        <w:t>significado</w:t>
-      </w:r>
-      <w:proofErr w:type="spellEnd"/>
-      <w:r>
-        <w:t xml:space="preserve"> </w:t>
-      </w:r>
-      <w:proofErr w:type="spellStart"/>
-      <w:r>
-        <w:t>histórico</w:t>
-      </w:r>
-      <w:proofErr w:type="spellEnd"/>
-      <w:r>
-        <w:t xml:space="preserve"> </w:t>
-      </w:r>
-      <w:proofErr w:type="spellStart"/>
-      <w:r>
-        <w:t>muy</w:t>
-      </w:r>
-      <w:proofErr w:type="spellEnd"/>
-      <w:r>
-        <w:t xml:space="preserve"> </w:t>
-      </w:r>
-      <w:proofErr w:type="spellStart"/>
-      <w:r>
-        <w:t>interesante</w:t>
-      </w:r>
-      <w:proofErr w:type="spellEnd"/>
-      <w:r>
-        <w:t>.</w:t>
-      </w:r>
-    </w:p>
-    <w:p>
-      <w:proofErr w:type="spellStart"/>
-      <w:r>
-        <w:t>Estos</w:t>
-      </w:r>
-      <w:proofErr w:type="spellEnd"/>
-      <w:r>
-        <w:t xml:space="preserve"> son </w:t>
-      </w:r>
-      <w:proofErr w:type="spellStart"/>
-      <w:r>
-        <w:t>los</w:t>
-      </w:r>
-      <w:proofErr w:type="spellEnd"/>
-      <w:r>
-        <w:t xml:space="preserve"> </w:t>
-      </w:r>
-      <w:proofErr w:type="spellStart"/>
-      <w:r>
-        <w:t>números</w:t>
-      </w:r>
-      <w:proofErr w:type="spellEnd"/>
-      <w:r>
-        <w:t xml:space="preserve">. Los </w:t>
-      </w:r>
-      <w:proofErr w:type="spellStart"/>
-      <w:r>
-        <w:t>números</w:t>
-      </w:r>
-      <w:proofErr w:type="spellEnd"/>
-      <w:r>
-        <w:t xml:space="preserve"> de calle </w:t>
-      </w:r>
-      <w:proofErr w:type="spellStart"/>
-      <w:r>
-        <w:t>más</w:t>
-      </w:r>
-      <w:proofErr w:type="spellEnd"/>
-      <w:r>
-        <w:t xml:space="preserve"> </w:t>
-      </w:r>
-      <w:proofErr w:type="spellStart"/>
-      <w:r>
-        <w:t>antiguos</w:t>
-      </w:r>
-      <w:proofErr w:type="spellEnd"/>
-      <w:r>
-        <w:t xml:space="preserve"> de la </w:t>
-      </w:r>
-      <w:proofErr w:type="spellStart"/>
-      <w:r>
-        <w:t>ciudad</w:t>
-      </w:r>
-      <w:proofErr w:type="spellEnd"/>
-      <w:r>
-        <w:t xml:space="preserve">. Se </w:t>
-      </w:r>
-      <w:proofErr w:type="spellStart"/>
-      <w:r>
-        <w:t>introdujeron</w:t>
-      </w:r>
-      <w:proofErr w:type="spellEnd"/>
-      <w:r>
-        <w:t xml:space="preserve"> a </w:t>
-      </w:r>
-      <w:proofErr w:type="spellStart"/>
-      <w:r>
-        <w:t>finales</w:t>
-      </w:r>
-      <w:proofErr w:type="spellEnd"/>
-      <w:r>
-        <w:t xml:space="preserve"> del Siglo XVIII, </w:t>
-      </w:r>
-      <w:proofErr w:type="spellStart"/>
-      <w:r>
-        <w:t>cuando</w:t>
-      </w:r>
-      <w:proofErr w:type="spellEnd"/>
-      <w:r>
-        <w:t xml:space="preserve"> Bologna </w:t>
-      </w:r>
-      <w:proofErr w:type="spellStart"/>
-      <w:r>
-        <w:t>estaba</w:t>
-      </w:r>
-      <w:proofErr w:type="spellEnd"/>
-      <w:r>
-        <w:t xml:space="preserve"> </w:t>
-      </w:r>
-      <w:proofErr w:type="spellStart"/>
-      <w:r>
-        <w:t>bajo</w:t>
-      </w:r>
-      <w:proofErr w:type="spellEnd"/>
-      <w:r>
-        <w:t xml:space="preserve"> dominio </w:t>
-      </w:r>
-      <w:proofErr w:type="spellStart"/>
-      <w:r>
-        <w:t>napoleónico</w:t>
-      </w:r>
-      <w:proofErr w:type="spellEnd"/>
-      <w:r>
-        <w:t xml:space="preserve">, para </w:t>
-      </w:r>
-      <w:proofErr w:type="spellStart"/>
-      <w:r>
-        <w:t>organizar</w:t>
-      </w:r>
-      <w:proofErr w:type="spellEnd"/>
-      <w:r>
-        <w:t xml:space="preserve"> </w:t>
-      </w:r>
-      <w:proofErr w:type="spellStart"/>
-      <w:r>
-        <w:t>mejor</w:t>
-      </w:r>
-      <w:proofErr w:type="spellEnd"/>
-      <w:r>
-        <w:t xml:space="preserve"> </w:t>
-      </w:r>
-      <w:proofErr w:type="spellStart"/>
-      <w:r>
-        <w:t>el</w:t>
-      </w:r>
-      <w:proofErr w:type="spellEnd"/>
-      <w:r>
-        <w:t xml:space="preserve"> </w:t>
-      </w:r>
-      <w:proofErr w:type="spellStart"/>
-      <w:r>
-        <w:t>servicio</w:t>
-      </w:r>
-      <w:proofErr w:type="spellEnd"/>
-      <w:r>
-        <w:t xml:space="preserve"> </w:t>
-      </w:r>
-      <w:proofErr w:type="spellStart"/>
-      <w:r>
-        <w:t>postal</w:t>
-      </w:r>
-      <w:proofErr w:type="spellEnd"/>
-      <w:r>
-        <w:t xml:space="preserve"> y la </w:t>
-      </w:r>
-      <w:proofErr w:type="spellStart"/>
-      <w:r>
-        <w:t>administración</w:t>
-      </w:r>
-      <w:proofErr w:type="spellEnd"/>
-      <w:r>
-        <w:t xml:space="preserve"> de la </w:t>
-      </w:r>
-      <w:proofErr w:type="spellStart"/>
-      <w:r>
-        <w:t>ciudad</w:t>
-      </w:r>
-      <w:proofErr w:type="spellEnd"/>
-      <w:r>
-        <w:t>.</w:t>
+        <w:t>testimonios</w:t>
+      </w:r>
+      <w:proofErr w:type="spellEnd"/>
+      <w:r>
+        <w:t xml:space="preserve"> de una </w:t>
+      </w:r>
+      <w:proofErr w:type="spellStart"/>
+      <w:r>
+        <w:t>auténtica</w:t>
+      </w:r>
+      <w:proofErr w:type="spellEnd"/>
+      <w:r>
+        <w:t xml:space="preserve"> </w:t>
+      </w:r>
+      <w:proofErr w:type="spellStart"/>
+      <w:r>
+        <w:t>revolución</w:t>
+      </w:r>
+      <w:proofErr w:type="spellEnd"/>
+      <w:r>
+        <w:t xml:space="preserve"> en la </w:t>
+      </w:r>
+      <w:proofErr w:type="spellStart"/>
+      <w:r>
+        <w:t>gestión</w:t>
+      </w:r>
+      <w:proofErr w:type="spellEnd"/>
+      <w:r>
+        <w:t xml:space="preserve"> del </w:t>
+      </w:r>
+      <w:proofErr w:type="spellStart"/>
+      <w:r>
+        <w:t>espacio</w:t>
+      </w:r>
+      <w:proofErr w:type="spellEnd"/>
+      <w:r>
+        <w:t xml:space="preserve"> urbano.</w:t>
       </w:r>
     </w:p>
     <w:p>
       <w:pPr>
+        <w:rPr>
+          <w:b/>
+          <w:bCs/>
+        </w:rPr>
+      </w:pPr>
+      <w:r>
+        <w:rPr>
+          <w:b/>
+          <w:bCs/>
+        </w:rPr>
+        <w:t xml:space="preserve">Historia y </w:t>
+      </w:r>
+      <w:proofErr w:type="spellStart"/>
+      <w:r>
+        <w:rPr>
+          <w:b/>
+          <w:bCs/>
+        </w:rPr>
+        <w:t>Origen</w:t>
+      </w:r>
+      <w:proofErr w:type="spellEnd"/>
+      <w:r>
+        <w:rPr>
+          <w:b/>
+          <w:bCs/>
+        </w:rPr>
+        <w:t xml:space="preserve"> de la </w:t>
+      </w:r>
+      <w:proofErr w:type="spellStart"/>
+      <w:r>
+        <w:rPr>
+          <w:b/>
+          <w:bCs/>
+        </w:rPr>
+        <w:t>Numeración</w:t>
+      </w:r>
+      <w:proofErr w:type="spellEnd"/>
+      <w:r>
+        <w:rPr>
+          <w:b/>
+          <w:bCs/>
+        </w:rPr>
+        <w:t xml:space="preserve"> Urbana</w:t>
+      </w:r>
+    </w:p>
+    <w:p>
+      <w:pPr>
+        <w:numPr>
+          <w:ilvl w:val="0"/>
+          <w:numId w:val="1"/>
+        </w:numPr>
+      </w:pPr>
+      <w:r>
+        <w:rPr>
+          <w:b/>
+          <w:bCs/>
+        </w:rPr>
+        <w:t xml:space="preserve">La </w:t>
+      </w:r>
+      <w:proofErr w:type="spellStart"/>
+      <w:r>
+        <w:rPr>
+          <w:b/>
+          <w:bCs/>
+        </w:rPr>
+        <w:t>Época</w:t>
+      </w:r>
+      <w:proofErr w:type="spellEnd"/>
+      <w:r>
+        <w:rPr>
+          <w:b/>
+          <w:bCs/>
+        </w:rPr>
+        <w:t xml:space="preserve"> Pre-</w:t>
+      </w:r>
+      <w:proofErr w:type="spellStart"/>
+      <w:r>
+        <w:rPr>
+          <w:b/>
+          <w:bCs/>
+        </w:rPr>
+        <w:t>Napoleónica</w:t>
+      </w:r>
+      <w:proofErr w:type="spellEnd"/>
+      <w:r>
+        <w:rPr>
+          <w:b/>
+          <w:bCs/>
+        </w:rPr>
+        <w:t>:</w:t>
+      </w:r>
+      <w:r>
+        <w:t xml:space="preserve"> Antes de </w:t>
+      </w:r>
+      <w:proofErr w:type="spellStart"/>
+      <w:r>
+        <w:t>finales</w:t>
+      </w:r>
+      <w:proofErr w:type="spellEnd"/>
+      <w:r>
+        <w:t xml:space="preserve"> del siglo XVIII, </w:t>
+      </w:r>
+      <w:proofErr w:type="spellStart"/>
+      <w:r>
+        <w:t>las</w:t>
+      </w:r>
+      <w:proofErr w:type="spellEnd"/>
+      <w:r>
+        <w:t xml:space="preserve"> </w:t>
+      </w:r>
+      <w:proofErr w:type="spellStart"/>
+      <w:r>
+        <w:t>viviendas</w:t>
+      </w:r>
+      <w:proofErr w:type="spellEnd"/>
+      <w:r>
+        <w:t xml:space="preserve"> de </w:t>
+      </w:r>
+      <w:proofErr w:type="spellStart"/>
+      <w:r>
+        <w:t>Bolonia</w:t>
+      </w:r>
+      <w:proofErr w:type="spellEnd"/>
+      <w:r>
+        <w:t xml:space="preserve"> no </w:t>
+      </w:r>
+      <w:proofErr w:type="spellStart"/>
+      <w:r>
+        <w:t>tenían</w:t>
+      </w:r>
+      <w:proofErr w:type="spellEnd"/>
+      <w:r>
+        <w:t xml:space="preserve"> </w:t>
+      </w:r>
+      <w:proofErr w:type="spellStart"/>
+      <w:r>
+        <w:t>número</w:t>
+      </w:r>
+      <w:proofErr w:type="spellEnd"/>
+      <w:r>
+        <w:t xml:space="preserve"> </w:t>
+      </w:r>
+      <w:proofErr w:type="spellStart"/>
+      <w:r>
+        <w:t>cívico</w:t>
+      </w:r>
+      <w:proofErr w:type="spellEnd"/>
+      <w:r>
+        <w:t xml:space="preserve">. La </w:t>
+      </w:r>
+      <w:proofErr w:type="spellStart"/>
+      <w:r>
+        <w:t>orientación</w:t>
+      </w:r>
+      <w:proofErr w:type="spellEnd"/>
+      <w:r>
+        <w:t xml:space="preserve"> se </w:t>
+      </w:r>
+      <w:proofErr w:type="spellStart"/>
+      <w:r>
+        <w:t>basaba</w:t>
+      </w:r>
+      <w:proofErr w:type="spellEnd"/>
+      <w:r>
+        <w:t xml:space="preserve"> en </w:t>
+      </w:r>
+      <w:proofErr w:type="spellStart"/>
+      <w:r>
+        <w:t>referencias</w:t>
+      </w:r>
+      <w:proofErr w:type="spellEnd"/>
+      <w:r>
+        <w:t xml:space="preserve"> </w:t>
+      </w:r>
+      <w:proofErr w:type="spellStart"/>
+      <w:r>
+        <w:t>informales</w:t>
+      </w:r>
+      <w:proofErr w:type="spellEnd"/>
+      <w:r>
+        <w:t xml:space="preserve">: </w:t>
+      </w:r>
+      <w:proofErr w:type="spellStart"/>
+      <w:r>
+        <w:t>el</w:t>
+      </w:r>
+      <w:proofErr w:type="spellEnd"/>
+      <w:r>
+        <w:t xml:space="preserve"> </w:t>
+      </w:r>
+      <w:proofErr w:type="spellStart"/>
+      <w:r>
+        <w:t>apellido</w:t>
+      </w:r>
+      <w:proofErr w:type="spellEnd"/>
+      <w:r>
+        <w:t xml:space="preserve"> de la </w:t>
+      </w:r>
+      <w:proofErr w:type="spellStart"/>
+      <w:r>
+        <w:t>familia</w:t>
+      </w:r>
+      <w:proofErr w:type="spellEnd"/>
+      <w:r>
+        <w:t xml:space="preserve"> </w:t>
+      </w:r>
+      <w:proofErr w:type="spellStart"/>
+      <w:r>
+        <w:t>propietaria</w:t>
+      </w:r>
+      <w:proofErr w:type="spellEnd"/>
+      <w:r>
+        <w:t xml:space="preserve">, </w:t>
+      </w:r>
+      <w:proofErr w:type="spellStart"/>
+      <w:r>
+        <w:t>letreros</w:t>
+      </w:r>
+      <w:proofErr w:type="spellEnd"/>
+      <w:r>
+        <w:t xml:space="preserve"> de </w:t>
+      </w:r>
+      <w:proofErr w:type="spellStart"/>
+      <w:r>
+        <w:t>comercios</w:t>
+      </w:r>
+      <w:proofErr w:type="spellEnd"/>
+      <w:r>
+        <w:t xml:space="preserve"> o </w:t>
+      </w:r>
+      <w:proofErr w:type="spellStart"/>
+      <w:r>
+        <w:t>detalles</w:t>
+      </w:r>
+      <w:proofErr w:type="spellEnd"/>
+      <w:r>
+        <w:t xml:space="preserve"> de </w:t>
+      </w:r>
+      <w:proofErr w:type="spellStart"/>
+      <w:r>
+        <w:t>las</w:t>
+      </w:r>
+      <w:proofErr w:type="spellEnd"/>
+      <w:r>
+        <w:t xml:space="preserve"> </w:t>
+      </w:r>
+      <w:proofErr w:type="spellStart"/>
+      <w:r>
+        <w:t>fachadas</w:t>
+      </w:r>
+      <w:proofErr w:type="spellEnd"/>
+      <w:r>
+        <w:t>.</w:t>
+      </w:r>
+    </w:p>
+    <w:p>
+      <w:pPr>
+        <w:numPr>
+          <w:ilvl w:val="0"/>
+          <w:numId w:val="1"/>
+        </w:numPr>
+      </w:pPr>
+      <w:r>
+        <w:rPr>
+          <w:b/>
+          <w:bCs/>
+        </w:rPr>
+        <w:t xml:space="preserve">La Reforma de </w:t>
+      </w:r>
+      <w:proofErr w:type="spellStart"/>
+      <w:r>
+        <w:rPr>
+          <w:b/>
+          <w:bCs/>
+        </w:rPr>
+        <w:t>Finales</w:t>
+      </w:r>
+      <w:proofErr w:type="spellEnd"/>
+      <w:r>
+        <w:rPr>
+          <w:b/>
+          <w:bCs/>
+        </w:rPr>
+        <w:t xml:space="preserve"> del Siglo XVIII:</w:t>
+      </w:r>
+      <w:r>
+        <w:t xml:space="preserve"> Durante la </w:t>
+      </w:r>
+      <w:proofErr w:type="spellStart"/>
+      <w:r>
+        <w:t>administración</w:t>
+      </w:r>
+      <w:proofErr w:type="spellEnd"/>
+      <w:r>
+        <w:t xml:space="preserve"> </w:t>
+      </w:r>
+      <w:proofErr w:type="spellStart"/>
+      <w:r>
+        <w:t>napoleónica</w:t>
+      </w:r>
+      <w:proofErr w:type="spellEnd"/>
+      <w:r>
+        <w:t xml:space="preserve"> (1795-1796), se </w:t>
+      </w:r>
+      <w:proofErr w:type="spellStart"/>
+      <w:r>
+        <w:t>introdujo</w:t>
+      </w:r>
+      <w:proofErr w:type="spellEnd"/>
+      <w:r>
+        <w:t xml:space="preserve"> por </w:t>
+      </w:r>
+      <w:proofErr w:type="spellStart"/>
+      <w:r>
+        <w:t>primera</w:t>
+      </w:r>
+      <w:proofErr w:type="spellEnd"/>
+      <w:r>
+        <w:t xml:space="preserve"> </w:t>
+      </w:r>
+      <w:proofErr w:type="spellStart"/>
+      <w:r>
+        <w:t>vez</w:t>
+      </w:r>
+      <w:proofErr w:type="spellEnd"/>
+      <w:r>
+        <w:t xml:space="preserve"> una </w:t>
+      </w:r>
+      <w:proofErr w:type="spellStart"/>
+      <w:r>
+        <w:t>numeración</w:t>
+      </w:r>
+      <w:proofErr w:type="spellEnd"/>
+      <w:r>
+        <w:t xml:space="preserve"> </w:t>
+      </w:r>
+      <w:proofErr w:type="spellStart"/>
+      <w:r>
+        <w:t>sistemática</w:t>
+      </w:r>
+      <w:proofErr w:type="spellEnd"/>
+      <w:r>
+        <w:t xml:space="preserve"> para </w:t>
+      </w:r>
+      <w:proofErr w:type="spellStart"/>
+      <w:r>
+        <w:t>organizar</w:t>
+      </w:r>
+      <w:proofErr w:type="spellEnd"/>
+      <w:r>
+        <w:t xml:space="preserve"> </w:t>
+      </w:r>
+      <w:proofErr w:type="spellStart"/>
+      <w:r>
+        <w:t>el</w:t>
+      </w:r>
+      <w:proofErr w:type="spellEnd"/>
+      <w:r>
+        <w:t xml:space="preserve"> </w:t>
+      </w:r>
+      <w:proofErr w:type="spellStart"/>
+      <w:r>
+        <w:t>servicio</w:t>
+      </w:r>
+      <w:proofErr w:type="spellEnd"/>
+      <w:r>
+        <w:t xml:space="preserve"> </w:t>
+      </w:r>
+      <w:proofErr w:type="spellStart"/>
+      <w:r>
+        <w:t>postal</w:t>
+      </w:r>
+      <w:proofErr w:type="spellEnd"/>
+      <w:r>
+        <w:t xml:space="preserve">, la </w:t>
+      </w:r>
+      <w:proofErr w:type="spellStart"/>
+      <w:r>
+        <w:t>recaudación</w:t>
+      </w:r>
+      <w:proofErr w:type="spellEnd"/>
+      <w:r>
+        <w:t xml:space="preserve"> fiscal y la </w:t>
+      </w:r>
+      <w:proofErr w:type="spellStart"/>
+      <w:r>
+        <w:t>administración</w:t>
+      </w:r>
+      <w:proofErr w:type="spellEnd"/>
+      <w:r>
+        <w:t xml:space="preserve"> de la </w:t>
+      </w:r>
+      <w:proofErr w:type="spellStart"/>
+      <w:r>
+        <w:t>ciudad</w:t>
+      </w:r>
+      <w:proofErr w:type="spellEnd"/>
+      <w:r>
+        <w:t>.</w:t>
+      </w:r>
+    </w:p>
+    <w:p>
+      <w:pPr>
+        <w:numPr>
+          <w:ilvl w:val="0"/>
+          <w:numId w:val="1"/>
+        </w:numPr>
+      </w:pPr>
+      <w:r>
+        <w:rPr>
+          <w:b/>
+          <w:bCs/>
+        </w:rPr>
+        <w:t xml:space="preserve">Comparativa de </w:t>
+      </w:r>
+      <w:proofErr w:type="spellStart"/>
+      <w:r>
+        <w:rPr>
+          <w:b/>
+          <w:bCs/>
+        </w:rPr>
+        <w:t>Materiales</w:t>
+      </w:r>
+      <w:proofErr w:type="spellEnd"/>
+      <w:r>
+        <w:rPr>
+          <w:b/>
+          <w:bCs/>
+        </w:rPr>
+        <w:t xml:space="preserve"> (</w:t>
+      </w:r>
+      <w:proofErr w:type="spellStart"/>
+      <w:r>
+        <w:rPr>
+          <w:b/>
+          <w:bCs/>
+        </w:rPr>
+        <w:t>Arenisca</w:t>
+      </w:r>
+      <w:proofErr w:type="spellEnd"/>
+      <w:r>
+        <w:rPr>
+          <w:b/>
+          <w:bCs/>
+        </w:rPr>
+        <w:t xml:space="preserve"> vs </w:t>
+      </w:r>
+      <w:proofErr w:type="spellStart"/>
+      <w:r>
+        <w:rPr>
+          <w:b/>
+          <w:bCs/>
+        </w:rPr>
+        <w:t>Terracota</w:t>
+      </w:r>
+      <w:proofErr w:type="spellEnd"/>
+      <w:r>
+        <w:rPr>
+          <w:b/>
+          <w:bCs/>
+        </w:rPr>
+        <w:t>):</w:t>
+      </w:r>
+      <w:r>
+        <w:t xml:space="preserve"> Las </w:t>
+      </w:r>
+      <w:proofErr w:type="spellStart"/>
+      <w:r>
+        <w:t>primeras</w:t>
+      </w:r>
+      <w:proofErr w:type="spellEnd"/>
+      <w:r>
+        <w:t xml:space="preserve"> </w:t>
+      </w:r>
+      <w:proofErr w:type="spellStart"/>
+      <w:r>
+        <w:t>placas</w:t>
+      </w:r>
+      <w:proofErr w:type="spellEnd"/>
+      <w:r>
+        <w:t xml:space="preserve"> se </w:t>
+      </w:r>
+      <w:proofErr w:type="spellStart"/>
+      <w:r>
+        <w:t>tallaron</w:t>
+      </w:r>
+      <w:proofErr w:type="spellEnd"/>
+      <w:r>
+        <w:t xml:space="preserve"> a mano en </w:t>
+      </w:r>
+      <w:proofErr w:type="spellStart"/>
+      <w:r>
+        <w:rPr>
+          <w:b/>
+          <w:bCs/>
+        </w:rPr>
+        <w:t>piedra</w:t>
+      </w:r>
+      <w:proofErr w:type="spellEnd"/>
+      <w:r>
+        <w:rPr>
+          <w:b/>
+          <w:bCs/>
+        </w:rPr>
+        <w:t xml:space="preserve"> </w:t>
+      </w:r>
+      <w:proofErr w:type="spellStart"/>
+      <w:r>
+        <w:rPr>
+          <w:b/>
+          <w:bCs/>
+        </w:rPr>
+        <w:t>arenisca</w:t>
+      </w:r>
+      <w:proofErr w:type="spellEnd"/>
+      <w:r>
+        <w:t xml:space="preserve"> (</w:t>
+      </w:r>
+      <w:r>
+        <w:rPr>
+          <w:i/>
+          <w:iCs/>
+        </w:rPr>
+        <w:t>arenaria</w:t>
+      </w:r>
+      <w:r>
+        <w:t xml:space="preserve">), </w:t>
+      </w:r>
+      <w:proofErr w:type="spellStart"/>
+      <w:r>
+        <w:t>típica</w:t>
+      </w:r>
+      <w:proofErr w:type="spellEnd"/>
+      <w:r>
+        <w:t xml:space="preserve"> de </w:t>
+      </w:r>
+      <w:proofErr w:type="spellStart"/>
+      <w:r>
+        <w:t>las</w:t>
+      </w:r>
+      <w:proofErr w:type="spellEnd"/>
+      <w:r>
+        <w:t xml:space="preserve"> </w:t>
+      </w:r>
+      <w:proofErr w:type="spellStart"/>
+      <w:r>
+        <w:t>colinas</w:t>
+      </w:r>
+      <w:proofErr w:type="spellEnd"/>
+      <w:r>
+        <w:t xml:space="preserve"> </w:t>
+      </w:r>
+      <w:proofErr w:type="spellStart"/>
+      <w:r>
+        <w:t>boloñesas</w:t>
+      </w:r>
+      <w:proofErr w:type="spellEnd"/>
+      <w:r>
+        <w:t xml:space="preserve">. El </w:t>
+      </w:r>
+      <w:proofErr w:type="spellStart"/>
+      <w:r>
+        <w:t>grabado</w:t>
+      </w:r>
+      <w:proofErr w:type="spellEnd"/>
+      <w:r>
+        <w:t xml:space="preserve"> en </w:t>
+      </w:r>
+      <w:proofErr w:type="spellStart"/>
+      <w:r>
+        <w:t>piedra</w:t>
+      </w:r>
+      <w:proofErr w:type="spellEnd"/>
+      <w:r>
+        <w:t xml:space="preserve"> era un </w:t>
+      </w:r>
+      <w:proofErr w:type="spellStart"/>
+      <w:r>
+        <w:t>trabajo</w:t>
+      </w:r>
+      <w:proofErr w:type="spellEnd"/>
+      <w:r>
+        <w:t xml:space="preserve"> </w:t>
+      </w:r>
+      <w:proofErr w:type="spellStart"/>
+      <w:r>
+        <w:t>artesanal</w:t>
+      </w:r>
+      <w:proofErr w:type="spellEnd"/>
+      <w:r>
+        <w:t xml:space="preserve"> de gran </w:t>
+      </w:r>
+      <w:proofErr w:type="spellStart"/>
+      <w:r>
+        <w:t>durabilidad</w:t>
+      </w:r>
+      <w:proofErr w:type="spellEnd"/>
+      <w:r>
+        <w:t xml:space="preserve">. Con </w:t>
+      </w:r>
+      <w:proofErr w:type="spellStart"/>
+      <w:r>
+        <w:t>el</w:t>
+      </w:r>
+      <w:proofErr w:type="spellEnd"/>
+      <w:r>
+        <w:t xml:space="preserve"> </w:t>
+      </w:r>
+      <w:proofErr w:type="spellStart"/>
+      <w:r>
+        <w:t>tiempo</w:t>
+      </w:r>
+      <w:proofErr w:type="spellEnd"/>
+      <w:r>
+        <w:t xml:space="preserve">, se </w:t>
+      </w:r>
+      <w:proofErr w:type="spellStart"/>
+      <w:r>
+        <w:t>difundió</w:t>
+      </w:r>
+      <w:proofErr w:type="spellEnd"/>
+      <w:r>
+        <w:t xml:space="preserve"> la </w:t>
+      </w:r>
+      <w:proofErr w:type="spellStart"/>
+      <w:r>
+        <w:rPr>
+          <w:b/>
+          <w:bCs/>
+        </w:rPr>
+        <w:t>terracota</w:t>
+      </w:r>
+      <w:proofErr w:type="spellEnd"/>
+      <w:r>
+        <w:t xml:space="preserve">, </w:t>
+      </w:r>
+      <w:proofErr w:type="spellStart"/>
+      <w:r>
+        <w:t>más</w:t>
+      </w:r>
+      <w:proofErr w:type="spellEnd"/>
+      <w:r>
+        <w:t xml:space="preserve"> barata y </w:t>
+      </w:r>
+      <w:proofErr w:type="spellStart"/>
+      <w:r>
+        <w:t>apta</w:t>
+      </w:r>
+      <w:proofErr w:type="spellEnd"/>
+      <w:r>
+        <w:t xml:space="preserve"> para la </w:t>
+      </w:r>
+      <w:proofErr w:type="spellStart"/>
+      <w:r>
+        <w:t>producción</w:t>
+      </w:r>
+      <w:proofErr w:type="spellEnd"/>
+      <w:r>
+        <w:t xml:space="preserve"> en serie, </w:t>
+      </w:r>
+      <w:proofErr w:type="spellStart"/>
+      <w:r>
+        <w:t>utilizada</w:t>
+      </w:r>
+      <w:proofErr w:type="spellEnd"/>
+      <w:r>
+        <w:t xml:space="preserve"> para </w:t>
+      </w:r>
+      <w:proofErr w:type="spellStart"/>
+      <w:r>
+        <w:t>sustituir</w:t>
+      </w:r>
+      <w:proofErr w:type="spellEnd"/>
+      <w:r>
+        <w:t xml:space="preserve"> </w:t>
+      </w:r>
+      <w:proofErr w:type="spellStart"/>
+      <w:r>
+        <w:t>piezas</w:t>
+      </w:r>
+      <w:proofErr w:type="spellEnd"/>
+      <w:r>
+        <w:t xml:space="preserve"> </w:t>
+      </w:r>
+      <w:proofErr w:type="spellStart"/>
+      <w:r>
+        <w:t>desgastadas</w:t>
+      </w:r>
+      <w:proofErr w:type="spellEnd"/>
+      <w:r>
+        <w:t xml:space="preserve"> o para </w:t>
+      </w:r>
+      <w:proofErr w:type="spellStart"/>
+      <w:r>
+        <w:t>nuevas</w:t>
+      </w:r>
+      <w:proofErr w:type="spellEnd"/>
+      <w:r>
+        <w:t xml:space="preserve"> </w:t>
+      </w:r>
+      <w:proofErr w:type="spellStart"/>
+      <w:r>
+        <w:t>construcciones</w:t>
+      </w:r>
+      <w:proofErr w:type="spellEnd"/>
+      <w:r>
+        <w:t>.</w:t>
+      </w:r>
+    </w:p>
+    <w:p>
+      <w:pPr>
+        <w:pStyle w:val="Paragrafoelenco"/>
+        <w:numPr>
+          <w:ilvl w:val="0"/>
+          <w:numId w:val="1"/>
+        </w:numPr>
         <w:jc w:val="center"/>
+        <w:rPr>
+          <w:u w:val="single"/>
+        </w:rPr>
       </w:pPr>
       <w:r>
         <w:rPr>
           <w:noProof/>
         </w:rPr>
         <w:drawing>
-          <wp:inline distT="0" distB="0" distL="0" distR="0" wp14:anchorId="21F1308D" wp14:editId="02FADC51">
+          <wp:inline distT="0" distB="0" distL="0" distR="0" wp14:anchorId="14713E57" wp14:editId="57715D28">
             <wp:extent cx="1508760" cy="1341120"/>
             <wp:effectExtent l="0" t="0" r="0" b="0"/>
-            <wp:docPr id="1548062017" name="Immagine 2" descr="Las losas y los números"/>
+            <wp:docPr id="324577195" name="Immagine 2" descr="Le Lastre e i Numeri"/>
             <wp:cNvGraphicFramePr>
               <a:graphicFrameLocks xmlns:a="http://schemas.openxmlformats.org/drawingml/2006/main" noChangeAspect="1"/>
             </wp:cNvGraphicFramePr>
@@ -317,13 +939,13 @@
               <a:graphicData uri="http://schemas.openxmlformats.org/drawingml/2006/picture">
                 <pic:pic xmlns:pic="http://schemas.openxmlformats.org/drawingml/2006/picture">
                   <pic:nvPicPr>
-                    <pic:cNvPr id="0" name="pageImage2" descr="Las losas y los números"/>
+                    <pic:cNvPr id="0" name="pageImage2" descr="Le Lastre e i Numeri"/>
                     <pic:cNvPicPr>
                       <a:picLocks noChangeAspect="1" noChangeArrowheads="1"/>
                     </pic:cNvPicPr>
                   </pic:nvPicPr>
                   <pic:blipFill>
-                    <a:blip r:embed="rId4">
+                    <a:blip r:embed="rId5">
                       <a:extLst>
                         <a:ext uri="{28A0092B-C50C-407E-A947-70E740481C1C}">
                           <a14:useLocalDpi xmlns:a14="http://schemas.microsoft.com/office/drawing/2010/main" val="0"/>
@@ -354,34 +976,295 @@
           </wp:inline>
         </w:drawing>
       </w:r>
+      <w:r>
+        <w:br/>
+        <w:t>[</w:t>
+      </w:r>
+      <w:proofErr w:type="spellStart"/>
+      <w:r>
+        <w:t>SPLIT_BLOCK:civico_arenaria.jpg</w:t>
+      </w:r>
+      <w:proofErr w:type="spellEnd"/>
+      <w:r>
+        <w:t>]</w:t>
+      </w:r>
+    </w:p>
+    <w:p/>
+    <w:p>
+      <w:pPr>
+        <w:rPr>
+          <w:b/>
+          <w:bCs/>
+        </w:rPr>
+      </w:pPr>
+      <w:r>
+        <w:rPr>
+          <w:b/>
+          <w:bCs/>
+        </w:rPr>
+        <w:t>El Caso de Via Tanari Vecchia 11 (</w:t>
+      </w:r>
+      <w:proofErr w:type="spellStart"/>
+      <w:r>
+        <w:rPr>
+          <w:b/>
+          <w:bCs/>
+        </w:rPr>
+        <w:t>antiguo</w:t>
+      </w:r>
+      <w:proofErr w:type="spellEnd"/>
+      <w:r>
+        <w:rPr>
+          <w:b/>
+          <w:bCs/>
+        </w:rPr>
+        <w:t xml:space="preserve"> Nº 1202)</w:t>
+      </w:r>
+    </w:p>
+    <w:p>
+      <w:r>
+        <w:t xml:space="preserve">Un </w:t>
+      </w:r>
+      <w:proofErr w:type="spellStart"/>
+      <w:r>
+        <w:t>ejemplo</w:t>
+      </w:r>
+      <w:proofErr w:type="spellEnd"/>
+      <w:r>
+        <w:t xml:space="preserve"> </w:t>
+      </w:r>
+      <w:proofErr w:type="spellStart"/>
+      <w:r>
+        <w:t>emblemático</w:t>
+      </w:r>
+      <w:proofErr w:type="spellEnd"/>
+      <w:r>
+        <w:t xml:space="preserve"> de esta </w:t>
+      </w:r>
+      <w:proofErr w:type="spellStart"/>
+      <w:r>
+        <w:t>transformación</w:t>
+      </w:r>
+      <w:proofErr w:type="spellEnd"/>
+      <w:r>
+        <w:t xml:space="preserve"> se conserva en </w:t>
+      </w:r>
+      <w:r>
+        <w:rPr>
+          <w:b/>
+          <w:bCs/>
+        </w:rPr>
+        <w:t>Via Tanari Vecchia</w:t>
+      </w:r>
+      <w:r>
+        <w:t>:</w:t>
+      </w:r>
     </w:p>
     <w:p>
       <w:pPr>
-        <w:rPr>
-          <w:u w:val="single"/>
-        </w:rPr>
+        <w:numPr>
+          <w:ilvl w:val="0"/>
+          <w:numId w:val="2"/>
+        </w:numPr>
       </w:pPr>
       <w:r>
-        <w:t>[</w:t>
-      </w:r>
-      <w:proofErr w:type="spellStart"/>
-      <w:r>
-        <w:t>SPLIT_</w:t>
-      </w:r>
-      <w:proofErr w:type="gramStart"/>
-      <w:r>
-        <w:t>BLOCK:civico_arenaria.jpg</w:t>
-      </w:r>
-      <w:proofErr w:type="spellEnd"/>
-      <w:proofErr w:type="gramEnd"/>
-      <w:r>
-        <w:t>]</w:t>
+        <w:t xml:space="preserve">En </w:t>
+      </w:r>
+      <w:proofErr w:type="spellStart"/>
+      <w:r>
+        <w:t>el</w:t>
+      </w:r>
+      <w:proofErr w:type="spellEnd"/>
+      <w:r>
+        <w:t xml:space="preserve"> </w:t>
+      </w:r>
+      <w:proofErr w:type="spellStart"/>
+      <w:r>
+        <w:t>actual</w:t>
+      </w:r>
+      <w:proofErr w:type="spellEnd"/>
+      <w:r>
+        <w:t xml:space="preserve"> </w:t>
+      </w:r>
+      <w:proofErr w:type="spellStart"/>
+      <w:r>
+        <w:rPr>
+          <w:b/>
+          <w:bCs/>
+        </w:rPr>
+        <w:t>número</w:t>
+      </w:r>
+      <w:proofErr w:type="spellEnd"/>
+      <w:r>
+        <w:rPr>
+          <w:b/>
+          <w:bCs/>
+        </w:rPr>
+        <w:t xml:space="preserve"> 11</w:t>
+      </w:r>
+      <w:r>
+        <w:t xml:space="preserve"> (</w:t>
+      </w:r>
+      <w:proofErr w:type="spellStart"/>
+      <w:r>
+        <w:t>impar</w:t>
+      </w:r>
+      <w:proofErr w:type="spellEnd"/>
+      <w:r>
+        <w:t xml:space="preserve">), se conserva </w:t>
+      </w:r>
+      <w:proofErr w:type="spellStart"/>
+      <w:r>
+        <w:t>intacta</w:t>
+      </w:r>
+      <w:proofErr w:type="spellEnd"/>
+      <w:r>
+        <w:t xml:space="preserve"> la placa </w:t>
+      </w:r>
+      <w:proofErr w:type="spellStart"/>
+      <w:r>
+        <w:t>original</w:t>
+      </w:r>
+      <w:proofErr w:type="spellEnd"/>
+      <w:r>
+        <w:t xml:space="preserve"> de </w:t>
+      </w:r>
+      <w:proofErr w:type="spellStart"/>
+      <w:r>
+        <w:t>arenisca</w:t>
+      </w:r>
+      <w:proofErr w:type="spellEnd"/>
+      <w:r>
+        <w:t xml:space="preserve"> con </w:t>
+      </w:r>
+      <w:proofErr w:type="spellStart"/>
+      <w:r>
+        <w:t>el</w:t>
+      </w:r>
+      <w:proofErr w:type="spellEnd"/>
+      <w:r>
+        <w:t xml:space="preserve"> </w:t>
+      </w:r>
+      <w:proofErr w:type="spellStart"/>
+      <w:r>
+        <w:rPr>
+          <w:b/>
+          <w:bCs/>
+        </w:rPr>
+        <w:t>número</w:t>
+      </w:r>
+      <w:proofErr w:type="spellEnd"/>
+      <w:r>
+        <w:rPr>
+          <w:b/>
+          <w:bCs/>
+        </w:rPr>
+        <w:t xml:space="preserve"> 1202</w:t>
+      </w:r>
+      <w:r>
+        <w:t xml:space="preserve"> (par).</w:t>
       </w:r>
     </w:p>
     <w:p>
-      <w:proofErr w:type="spellStart"/>
-      <w:r>
-        <w:t>Antes</w:t>
+      <w:pPr>
+        <w:numPr>
+          <w:ilvl w:val="0"/>
+          <w:numId w:val="2"/>
+        </w:numPr>
+      </w:pPr>
+      <w:r>
+        <w:rPr>
+          <w:b/>
+          <w:bCs/>
+        </w:rPr>
+        <w:t xml:space="preserve">¿Por </w:t>
+      </w:r>
+      <w:proofErr w:type="spellStart"/>
+      <w:r>
+        <w:rPr>
+          <w:b/>
+          <w:bCs/>
+        </w:rPr>
+        <w:t>qué</w:t>
+      </w:r>
+      <w:proofErr w:type="spellEnd"/>
+      <w:r>
+        <w:rPr>
+          <w:b/>
+          <w:bCs/>
+        </w:rPr>
+        <w:t xml:space="preserve"> esta </w:t>
+      </w:r>
+      <w:proofErr w:type="spellStart"/>
+      <w:r>
+        <w:rPr>
+          <w:b/>
+          <w:bCs/>
+        </w:rPr>
+        <w:t>discrepancia</w:t>
+      </w:r>
+      <w:proofErr w:type="spellEnd"/>
+      <w:r>
+        <w:rPr>
+          <w:b/>
+          <w:bCs/>
+        </w:rPr>
+        <w:t xml:space="preserve"> </w:t>
+      </w:r>
+      <w:proofErr w:type="spellStart"/>
+      <w:r>
+        <w:rPr>
+          <w:b/>
+          <w:bCs/>
+        </w:rPr>
+        <w:t>entre</w:t>
+      </w:r>
+      <w:proofErr w:type="spellEnd"/>
+      <w:r>
+        <w:rPr>
+          <w:b/>
+          <w:bCs/>
+        </w:rPr>
+        <w:t xml:space="preserve"> Pares e </w:t>
+      </w:r>
+      <w:proofErr w:type="spellStart"/>
+      <w:r>
+        <w:rPr>
+          <w:b/>
+          <w:bCs/>
+        </w:rPr>
+        <w:t>Impares</w:t>
+      </w:r>
+      <w:proofErr w:type="spellEnd"/>
+      <w:r>
+        <w:rPr>
+          <w:b/>
+          <w:bCs/>
+        </w:rPr>
+        <w:t>?</w:t>
+      </w:r>
+      <w:r>
+        <w:t xml:space="preserve"> En </w:t>
+      </w:r>
+      <w:proofErr w:type="spellStart"/>
+      <w:r>
+        <w:t>el</w:t>
+      </w:r>
+      <w:proofErr w:type="spellEnd"/>
+      <w:r>
+        <w:t xml:space="preserve"> sistema </w:t>
+      </w:r>
+      <w:proofErr w:type="spellStart"/>
+      <w:r>
+        <w:t>napoleónico</w:t>
+      </w:r>
+      <w:proofErr w:type="spellEnd"/>
+      <w:r>
+        <w:t xml:space="preserve"> </w:t>
+      </w:r>
+      <w:proofErr w:type="spellStart"/>
+      <w:r>
+        <w:t>original</w:t>
       </w:r>
       <w:proofErr w:type="spellEnd"/>
       <w:r>
@@ -389,6 +1272,105 @@
       </w:r>
       <w:proofErr w:type="spellStart"/>
       <w:r>
+        <w:t>los</w:t>
+      </w:r>
+      <w:proofErr w:type="spellEnd"/>
+      <w:r>
+        <w:t xml:space="preserve"> </w:t>
+      </w:r>
+      <w:proofErr w:type="spellStart"/>
+      <w:r>
+        <w:t>números</w:t>
+      </w:r>
+      <w:proofErr w:type="spellEnd"/>
+      <w:r>
+        <w:t xml:space="preserve"> no se </w:t>
+      </w:r>
+      <w:proofErr w:type="spellStart"/>
+      <w:r>
+        <w:t>dividían</w:t>
+      </w:r>
+      <w:proofErr w:type="spellEnd"/>
+      <w:r>
+        <w:t xml:space="preserve"> en </w:t>
+      </w:r>
+      <w:proofErr w:type="spellStart"/>
+      <w:r>
+        <w:t>pares</w:t>
+      </w:r>
+      <w:proofErr w:type="spellEnd"/>
+      <w:r>
+        <w:t xml:space="preserve"> a la </w:t>
+      </w:r>
+      <w:proofErr w:type="spellStart"/>
+      <w:r>
+        <w:t>derecha</w:t>
+      </w:r>
+      <w:proofErr w:type="spellEnd"/>
+      <w:r>
+        <w:t xml:space="preserve"> e </w:t>
+      </w:r>
+      <w:proofErr w:type="spellStart"/>
+      <w:r>
+        <w:t>impares</w:t>
+      </w:r>
+      <w:proofErr w:type="spellEnd"/>
+      <w:r>
+        <w:t xml:space="preserve"> a la izquierda por calle, sino </w:t>
+      </w:r>
+      <w:proofErr w:type="spellStart"/>
+      <w:r>
+        <w:t>que</w:t>
+      </w:r>
+      <w:proofErr w:type="spellEnd"/>
+      <w:r>
+        <w:t xml:space="preserve"> </w:t>
+      </w:r>
+      <w:proofErr w:type="spellStart"/>
+      <w:r>
+        <w:t>seguían</w:t>
+      </w:r>
+      <w:proofErr w:type="spellEnd"/>
+      <w:r>
+        <w:t xml:space="preserve"> una </w:t>
+      </w:r>
+      <w:proofErr w:type="spellStart"/>
+      <w:r>
+        <w:rPr>
+          <w:b/>
+          <w:bCs/>
+        </w:rPr>
+        <w:t>secuencia</w:t>
+      </w:r>
+      <w:proofErr w:type="spellEnd"/>
+      <w:r>
+        <w:rPr>
+          <w:b/>
+          <w:bCs/>
+        </w:rPr>
+        <w:t xml:space="preserve"> continua en serpentina</w:t>
+      </w:r>
+      <w:r>
+        <w:t xml:space="preserve"> por </w:t>
+      </w:r>
+      <w:proofErr w:type="spellStart"/>
+      <w:r>
+        <w:t>todo</w:t>
+      </w:r>
+      <w:proofErr w:type="spellEnd"/>
+      <w:r>
+        <w:t xml:space="preserve"> un </w:t>
+      </w:r>
+      <w:proofErr w:type="spellStart"/>
+      <w:r>
+        <w:t>sector</w:t>
+      </w:r>
+      <w:proofErr w:type="spellEnd"/>
+      <w:r>
+        <w:t xml:space="preserve"> urbano. Solo con </w:t>
+      </w:r>
+      <w:proofErr w:type="spellStart"/>
+      <w:r>
         <w:t>las</w:t>
       </w:r>
       <w:proofErr w:type="spellEnd"/>
@@ -397,19 +1379,51 @@
       </w:r>
       <w:proofErr w:type="spellStart"/>
       <w:r>
-        <w:t>casas</w:t>
-      </w:r>
-      <w:proofErr w:type="spellEnd"/>
-      <w:r>
-        <w:t xml:space="preserve"> no </w:t>
-      </w:r>
-      <w:proofErr w:type="spellStart"/>
-      <w:r>
-        <w:t>tenían</w:t>
-      </w:r>
-      <w:proofErr w:type="spellEnd"/>
-      <w:r>
-        <w:t xml:space="preserve"> </w:t>
+        <w:t>normas</w:t>
+      </w:r>
+      <w:proofErr w:type="spellEnd"/>
+      <w:r>
+        <w:t xml:space="preserve"> </w:t>
+      </w:r>
+      <w:proofErr w:type="spellStart"/>
+      <w:r>
+        <w:t>toponómicas</w:t>
+      </w:r>
+      <w:proofErr w:type="spellEnd"/>
+      <w:r>
+        <w:t xml:space="preserve"> </w:t>
+      </w:r>
+      <w:proofErr w:type="spellStart"/>
+      <w:r>
+        <w:t>modernas</w:t>
+      </w:r>
+      <w:proofErr w:type="spellEnd"/>
+      <w:r>
+        <w:t xml:space="preserve"> se </w:t>
+      </w:r>
+      <w:proofErr w:type="spellStart"/>
+      <w:r>
+        <w:t>estableció</w:t>
+      </w:r>
+      <w:proofErr w:type="spellEnd"/>
+      <w:r>
+        <w:t xml:space="preserve"> la </w:t>
+      </w:r>
+      <w:proofErr w:type="spellStart"/>
+      <w:r>
+        <w:t>regla</w:t>
+      </w:r>
+      <w:proofErr w:type="spellEnd"/>
+      <w:r>
+        <w:t xml:space="preserve"> </w:t>
+      </w:r>
+      <w:proofErr w:type="spellStart"/>
+      <w:r>
+        <w:t>actual</w:t>
+      </w:r>
+      <w:proofErr w:type="spellEnd"/>
+      <w:r>
+        <w:t xml:space="preserve">: </w:t>
       </w:r>
       <w:proofErr w:type="spellStart"/>
       <w:r>
@@ -417,27 +1431,74 @@
       </w:r>
       <w:proofErr w:type="spellEnd"/>
       <w:r>
-        <w:t xml:space="preserve">, y la gente a </w:t>
-      </w:r>
-      <w:proofErr w:type="spellStart"/>
-      <w:r>
-        <w:t>veces</w:t>
-      </w:r>
-      <w:proofErr w:type="spellEnd"/>
-      <w:r>
-        <w:t xml:space="preserve"> se </w:t>
-      </w:r>
-      <w:proofErr w:type="spellStart"/>
-      <w:r>
-        <w:t>orientaba</w:t>
-      </w:r>
-      <w:proofErr w:type="spellEnd"/>
-      <w:r>
-        <w:t xml:space="preserve"> por la </w:t>
-      </w:r>
-      <w:proofErr w:type="spellStart"/>
-      <w:r>
-        <w:t>descripción</w:t>
+        <w:t xml:space="preserve"> </w:t>
+      </w:r>
+      <w:proofErr w:type="spellStart"/>
+      <w:r>
+        <w:t>crecientes</w:t>
+      </w:r>
+      <w:proofErr w:type="spellEnd"/>
+      <w:r>
+        <w:t xml:space="preserve"> con </w:t>
+      </w:r>
+      <w:proofErr w:type="spellStart"/>
+      <w:r>
+        <w:rPr>
+          <w:b/>
+          <w:bCs/>
+        </w:rPr>
+        <w:t>impares</w:t>
+      </w:r>
+      <w:proofErr w:type="spellEnd"/>
+      <w:r>
+        <w:rPr>
+          <w:b/>
+          <w:bCs/>
+        </w:rPr>
+        <w:t xml:space="preserve"> a la izquierda</w:t>
+      </w:r>
+      <w:r>
+        <w:t xml:space="preserve"> y </w:t>
+      </w:r>
+      <w:proofErr w:type="spellStart"/>
+      <w:r>
+        <w:rPr>
+          <w:b/>
+          <w:bCs/>
+        </w:rPr>
+        <w:t>pares</w:t>
+      </w:r>
+      <w:proofErr w:type="spellEnd"/>
+      <w:r>
+        <w:rPr>
+          <w:b/>
+          <w:bCs/>
+        </w:rPr>
+        <w:t xml:space="preserve"> a la </w:t>
+      </w:r>
+      <w:proofErr w:type="spellStart"/>
+      <w:r>
+        <w:rPr>
+          <w:b/>
+          <w:bCs/>
+        </w:rPr>
+        <w:t>derecha</w:t>
+      </w:r>
+      <w:proofErr w:type="spellEnd"/>
+      <w:r>
+        <w:t xml:space="preserve"> en </w:t>
+      </w:r>
+      <w:proofErr w:type="spellStart"/>
+      <w:r>
+        <w:t>el</w:t>
+      </w:r>
+      <w:proofErr w:type="spellEnd"/>
+      <w:r>
+        <w:t xml:space="preserve"> </w:t>
+      </w:r>
+      <w:proofErr w:type="spellStart"/>
+      <w:r>
+        <w:t>sentido</w:t>
       </w:r>
       <w:proofErr w:type="spellEnd"/>
       <w:r>
@@ -445,511 +1506,343 @@
       </w:r>
       <w:proofErr w:type="spellStart"/>
       <w:r>
-        <w:t>fachada</w:t>
-      </w:r>
-      <w:proofErr w:type="spellEnd"/>
-      <w:r>
-        <w:t xml:space="preserve"> o </w:t>
-      </w:r>
-      <w:proofErr w:type="spellStart"/>
-      <w:r>
-        <w:t>el</w:t>
-      </w:r>
-      <w:proofErr w:type="spellEnd"/>
-      <w:r>
-        <w:t xml:space="preserve"> </w:t>
-      </w:r>
-      <w:proofErr w:type="spellStart"/>
-      <w:r>
-        <w:t>nombre</w:t>
-      </w:r>
-      <w:proofErr w:type="spellEnd"/>
-      <w:r>
-        <w:t xml:space="preserve"> de la </w:t>
-      </w:r>
-      <w:proofErr w:type="spellStart"/>
-      <w:r>
-        <w:t>familia</w:t>
-      </w:r>
-      <w:proofErr w:type="spellEnd"/>
-      <w:r>
-        <w:t xml:space="preserve"> </w:t>
-      </w:r>
-      <w:proofErr w:type="spellStart"/>
-      <w:r>
-        <w:t>que</w:t>
-      </w:r>
-      <w:proofErr w:type="spellEnd"/>
-      <w:r>
-        <w:t xml:space="preserve"> </w:t>
-      </w:r>
-      <w:proofErr w:type="spellStart"/>
-      <w:r>
-        <w:t>vivía</w:t>
-      </w:r>
-      <w:proofErr w:type="spellEnd"/>
-      <w:r>
-        <w:t xml:space="preserve"> </w:t>
-      </w:r>
-      <w:proofErr w:type="spellStart"/>
-      <w:r>
-        <w:t>allí</w:t>
-      </w:r>
-      <w:proofErr w:type="spellEnd"/>
-      <w:r>
-        <w:t xml:space="preserve">. Las </w:t>
-      </w:r>
-      <w:proofErr w:type="spellStart"/>
-      <w:r>
-        <w:t>baldosas</w:t>
-      </w:r>
-      <w:proofErr w:type="spellEnd"/>
-      <w:r>
-        <w:t xml:space="preserve"> de </w:t>
-      </w:r>
-      <w:proofErr w:type="spellStart"/>
-      <w:r>
-        <w:t>arenisca</w:t>
-      </w:r>
-      <w:proofErr w:type="spellEnd"/>
-      <w:r>
-        <w:t xml:space="preserve">, </w:t>
-      </w:r>
-      <w:proofErr w:type="spellStart"/>
-      <w:r>
-        <w:t>que</w:t>
-      </w:r>
-      <w:proofErr w:type="spellEnd"/>
-      <w:r>
-        <w:t xml:space="preserve"> </w:t>
-      </w:r>
-      <w:proofErr w:type="spellStart"/>
-      <w:r>
-        <w:t>aún</w:t>
-      </w:r>
-      <w:proofErr w:type="spellEnd"/>
-      <w:r>
-        <w:t xml:space="preserve"> se </w:t>
-      </w:r>
-      <w:proofErr w:type="spellStart"/>
-      <w:r>
-        <w:t>encuentran</w:t>
-      </w:r>
-      <w:proofErr w:type="spellEnd"/>
-      <w:r>
-        <w:t xml:space="preserve"> </w:t>
-      </w:r>
-      <w:proofErr w:type="spellStart"/>
-      <w:r>
-        <w:t>hoy</w:t>
-      </w:r>
-      <w:proofErr w:type="spellEnd"/>
-      <w:r>
-        <w:t xml:space="preserve"> en </w:t>
-      </w:r>
-      <w:proofErr w:type="spellStart"/>
-      <w:r>
-        <w:t>día</w:t>
-      </w:r>
-      <w:proofErr w:type="spellEnd"/>
-      <w:r>
-        <w:t>, son un testimonio de este cambio.</w:t>
+        <w:t>marcha</w:t>
+      </w:r>
+      <w:proofErr w:type="spellEnd"/>
+      <w:r>
+        <w:t>.</w:t>
       </w:r>
     </w:p>
     <w:p>
-      <w:proofErr w:type="spellStart"/>
-      <w:r>
-        <w:t>Muchas</w:t>
-      </w:r>
-      <w:proofErr w:type="spellEnd"/>
-      <w:r>
-        <w:t xml:space="preserve"> de </w:t>
-      </w:r>
-      <w:proofErr w:type="spellStart"/>
-      <w:r>
-        <w:t>las</w:t>
-      </w:r>
-      <w:proofErr w:type="spellEnd"/>
-      <w:r>
-        <w:t xml:space="preserve"> </w:t>
-      </w:r>
-      <w:proofErr w:type="spellStart"/>
-      <w:r>
-        <w:t>que</w:t>
-      </w:r>
-      <w:proofErr w:type="spellEnd"/>
-      <w:r>
-        <w:t xml:space="preserve"> se </w:t>
-      </w:r>
-      <w:proofErr w:type="spellStart"/>
-      <w:r>
-        <w:t>ven</w:t>
-      </w:r>
-      <w:proofErr w:type="spellEnd"/>
-      <w:r>
-        <w:t xml:space="preserve"> son de </w:t>
-      </w:r>
-      <w:proofErr w:type="spellStart"/>
-      <w:r>
-        <w:t>terracota</w:t>
-      </w:r>
-      <w:proofErr w:type="spellEnd"/>
-      <w:r>
-        <w:t xml:space="preserve"> y se </w:t>
-      </w:r>
-      <w:proofErr w:type="spellStart"/>
-      <w:r>
-        <w:t>fabricaron</w:t>
-      </w:r>
-      <w:proofErr w:type="spellEnd"/>
-      <w:r>
-        <w:t xml:space="preserve"> </w:t>
-      </w:r>
-      <w:proofErr w:type="gramStart"/>
-      <w:r>
-        <w:t>a lo</w:t>
-      </w:r>
-      <w:proofErr w:type="gramEnd"/>
-      <w:r>
-        <w:t xml:space="preserve"> largo de </w:t>
-      </w:r>
-      <w:proofErr w:type="spellStart"/>
-      <w:r>
-        <w:t>los</w:t>
-      </w:r>
-      <w:proofErr w:type="spellEnd"/>
-      <w:r>
-        <w:t xml:space="preserve"> </w:t>
-      </w:r>
-      <w:proofErr w:type="spellStart"/>
-      <w:r>
-        <w:t>siglos</w:t>
-      </w:r>
-      <w:proofErr w:type="spellEnd"/>
-      <w:r>
-        <w:t xml:space="preserve">, a </w:t>
-      </w:r>
-      <w:proofErr w:type="spellStart"/>
-      <w:r>
-        <w:t>veces</w:t>
-      </w:r>
-      <w:proofErr w:type="spellEnd"/>
-      <w:r>
-        <w:t xml:space="preserve"> </w:t>
-      </w:r>
-      <w:proofErr w:type="spellStart"/>
-      <w:r>
-        <w:t>reemplazando</w:t>
-      </w:r>
-      <w:proofErr w:type="spellEnd"/>
-      <w:r>
-        <w:t xml:space="preserve"> </w:t>
-      </w:r>
-      <w:proofErr w:type="spellStart"/>
-      <w:r>
-        <w:t>las</w:t>
-      </w:r>
-      <w:proofErr w:type="spellEnd"/>
-      <w:r>
-        <w:t xml:space="preserve"> </w:t>
-      </w:r>
-      <w:proofErr w:type="spellStart"/>
-      <w:r>
-        <w:t>originales</w:t>
-      </w:r>
-      <w:proofErr w:type="spellEnd"/>
-      <w:r>
-        <w:t xml:space="preserve">. Si </w:t>
-      </w:r>
-      <w:proofErr w:type="spellStart"/>
-      <w:r>
-        <w:t>bien</w:t>
-      </w:r>
-      <w:proofErr w:type="spellEnd"/>
-      <w:r>
-        <w:t xml:space="preserve"> </w:t>
-      </w:r>
-      <w:proofErr w:type="spellStart"/>
-      <w:r>
-        <w:t>las</w:t>
-      </w:r>
-      <w:proofErr w:type="spellEnd"/>
-      <w:r>
-        <w:t xml:space="preserve"> </w:t>
-      </w:r>
-      <w:proofErr w:type="spellStart"/>
-      <w:r>
-        <w:t>baldosas</w:t>
-      </w:r>
-      <w:proofErr w:type="spellEnd"/>
-      <w:r>
-        <w:t xml:space="preserve"> de </w:t>
-      </w:r>
-      <w:proofErr w:type="spellStart"/>
-      <w:r>
-        <w:t>terracota</w:t>
-      </w:r>
-      <w:proofErr w:type="spellEnd"/>
-      <w:r>
-        <w:t xml:space="preserve"> eran </w:t>
-      </w:r>
-      <w:proofErr w:type="spellStart"/>
-      <w:r>
-        <w:t>más</w:t>
-      </w:r>
-      <w:proofErr w:type="spellEnd"/>
-      <w:r>
-        <w:t xml:space="preserve"> </w:t>
-      </w:r>
-      <w:proofErr w:type="spellStart"/>
-      <w:r>
-        <w:t>fáciles</w:t>
-      </w:r>
-      <w:proofErr w:type="spellEnd"/>
-      <w:r>
-        <w:t xml:space="preserve"> de </w:t>
-      </w:r>
-      <w:proofErr w:type="spellStart"/>
-      <w:r>
-        <w:t>producir</w:t>
-      </w:r>
-      <w:proofErr w:type="spellEnd"/>
-      <w:r>
-        <w:t xml:space="preserve"> en </w:t>
-      </w:r>
-      <w:proofErr w:type="spellStart"/>
-      <w:r>
-        <w:t>masa</w:t>
-      </w:r>
-      <w:proofErr w:type="spellEnd"/>
-      <w:r>
-        <w:t xml:space="preserve">, </w:t>
-      </w:r>
-      <w:proofErr w:type="spellStart"/>
-      <w:r>
-        <w:t>el</w:t>
-      </w:r>
-      <w:proofErr w:type="spellEnd"/>
-      <w:r>
-        <w:t xml:space="preserve"> </w:t>
-      </w:r>
-      <w:proofErr w:type="spellStart"/>
-      <w:r>
-        <w:t>grabado</w:t>
-      </w:r>
-      <w:proofErr w:type="spellEnd"/>
-      <w:r>
-        <w:t xml:space="preserve"> en la </w:t>
-      </w:r>
-      <w:proofErr w:type="spellStart"/>
-      <w:r>
-        <w:t>piedra</w:t>
-      </w:r>
-      <w:proofErr w:type="spellEnd"/>
-      <w:r>
-        <w:t xml:space="preserve"> era una </w:t>
-      </w:r>
-      <w:proofErr w:type="spellStart"/>
-      <w:r>
-        <w:t>artesanía</w:t>
-      </w:r>
-      <w:proofErr w:type="spellEnd"/>
-      <w:r>
-        <w:t xml:space="preserve"> </w:t>
-      </w:r>
-      <w:proofErr w:type="spellStart"/>
-      <w:r>
-        <w:t>que</w:t>
-      </w:r>
-      <w:proofErr w:type="spellEnd"/>
-      <w:r>
-        <w:t xml:space="preserve"> </w:t>
-      </w:r>
-      <w:proofErr w:type="spellStart"/>
-      <w:r>
-        <w:t>demuestra</w:t>
-      </w:r>
-      <w:proofErr w:type="spellEnd"/>
-      <w:r>
-        <w:t xml:space="preserve"> la </w:t>
-      </w:r>
-      <w:proofErr w:type="spellStart"/>
-      <w:r>
-        <w:t>importancia</w:t>
-      </w:r>
-      <w:proofErr w:type="spellEnd"/>
-      <w:r>
-        <w:t xml:space="preserve"> y la </w:t>
-      </w:r>
-      <w:proofErr w:type="spellStart"/>
-      <w:r>
-        <w:t>durabilidad</w:t>
-      </w:r>
-      <w:proofErr w:type="spellEnd"/>
-      <w:r>
-        <w:t xml:space="preserve"> </w:t>
-      </w:r>
-      <w:proofErr w:type="spellStart"/>
-      <w:r>
-        <w:t>que</w:t>
-      </w:r>
-      <w:proofErr w:type="spellEnd"/>
-      <w:r>
-        <w:t xml:space="preserve"> se </w:t>
-      </w:r>
-      <w:proofErr w:type="spellStart"/>
-      <w:r>
-        <w:t>pretendía</w:t>
-      </w:r>
-      <w:proofErr w:type="spellEnd"/>
-      <w:r>
-        <w:t xml:space="preserve"> dar a </w:t>
-      </w:r>
-      <w:proofErr w:type="spellStart"/>
-      <w:r>
-        <w:t>estas</w:t>
-      </w:r>
-      <w:proofErr w:type="spellEnd"/>
-      <w:r>
-        <w:t xml:space="preserve"> </w:t>
-      </w:r>
-      <w:proofErr w:type="spellStart"/>
-      <w:r>
-        <w:t>señales</w:t>
-      </w:r>
-      <w:proofErr w:type="spellEnd"/>
-      <w:r>
-        <w:t xml:space="preserve"> </w:t>
-      </w:r>
-      <w:proofErr w:type="spellStart"/>
-      <w:r>
-        <w:t>urbanas</w:t>
-      </w:r>
-      <w:proofErr w:type="spellEnd"/>
-      <w:r>
-        <w:t>.</w:t>
-      </w:r>
+      <w:pPr>
+        <w:rPr>
+          <w:b/>
+          <w:bCs/>
+        </w:rPr>
+      </w:pPr>
+      <w:proofErr w:type="spellStart"/>
+      <w:r>
+        <w:rPr>
+          <w:b/>
+          <w:bCs/>
+        </w:rPr>
+        <w:t>Anécdotas</w:t>
+      </w:r>
+      <w:proofErr w:type="spellEnd"/>
+      <w:r>
+        <w:rPr>
+          <w:b/>
+          <w:bCs/>
+        </w:rPr>
+        <w:t xml:space="preserve"> y </w:t>
+      </w:r>
+      <w:proofErr w:type="spellStart"/>
+      <w:r>
+        <w:rPr>
+          <w:b/>
+          <w:bCs/>
+        </w:rPr>
+        <w:t>Curiosidades</w:t>
+      </w:r>
+      <w:proofErr w:type="spellEnd"/>
     </w:p>
     <w:p>
-      <w:r>
-        <w:t xml:space="preserve">La </w:t>
-      </w:r>
-      <w:proofErr w:type="spellStart"/>
-      <w:r>
-        <w:t>presencia</w:t>
-      </w:r>
-      <w:proofErr w:type="spellEnd"/>
-      <w:r>
-        <w:t xml:space="preserve"> de </w:t>
-      </w:r>
-      <w:proofErr w:type="spellStart"/>
-      <w:r>
-        <w:t>estos</w:t>
-      </w:r>
-      <w:proofErr w:type="spellEnd"/>
-      <w:r>
-        <w:t xml:space="preserve"> </w:t>
-      </w:r>
-      <w:proofErr w:type="spellStart"/>
-      <w:r>
-        <w:t>números</w:t>
-      </w:r>
-      <w:proofErr w:type="spellEnd"/>
-      <w:r>
-        <w:t xml:space="preserve"> de </w:t>
-      </w:r>
-      <w:proofErr w:type="spellStart"/>
-      <w:r>
-        <w:t>arenisca</w:t>
-      </w:r>
-      <w:proofErr w:type="spellEnd"/>
-      <w:r>
-        <w:t xml:space="preserve"> es un testimonio </w:t>
-      </w:r>
-      <w:proofErr w:type="spellStart"/>
-      <w:r>
-        <w:t>tangible</w:t>
-      </w:r>
-      <w:proofErr w:type="spellEnd"/>
-      <w:r>
-        <w:t xml:space="preserve"> de la </w:t>
-      </w:r>
-      <w:proofErr w:type="spellStart"/>
-      <w:r>
-        <w:t>evolución</w:t>
-      </w:r>
-      <w:proofErr w:type="spellEnd"/>
-      <w:r>
-        <w:t xml:space="preserve"> de la </w:t>
-      </w:r>
-      <w:proofErr w:type="spellStart"/>
-      <w:r>
-        <w:t>ciudad</w:t>
-      </w:r>
-      <w:proofErr w:type="spellEnd"/>
-      <w:r>
-        <w:t xml:space="preserve"> y de </w:t>
-      </w:r>
-      <w:proofErr w:type="spellStart"/>
-      <w:r>
-        <w:t>los</w:t>
-      </w:r>
-      <w:proofErr w:type="spellEnd"/>
-      <w:r>
-        <w:t xml:space="preserve"> </w:t>
-      </w:r>
-      <w:proofErr w:type="spellStart"/>
-      <w:r>
-        <w:t>materiales</w:t>
-      </w:r>
-      <w:proofErr w:type="spellEnd"/>
-      <w:r>
-        <w:t xml:space="preserve"> </w:t>
-      </w:r>
-      <w:proofErr w:type="spellStart"/>
-      <w:r>
-        <w:t>tradicionales</w:t>
-      </w:r>
-      <w:proofErr w:type="spellEnd"/>
-      <w:r>
-        <w:t xml:space="preserve"> </w:t>
-      </w:r>
-      <w:proofErr w:type="spellStart"/>
-      <w:r>
-        <w:t>utilizados</w:t>
-      </w:r>
-      <w:proofErr w:type="spellEnd"/>
-      <w:r>
-        <w:t xml:space="preserve"> </w:t>
-      </w:r>
-      <w:proofErr w:type="gramStart"/>
-      <w:r>
-        <w:t>a lo</w:t>
-      </w:r>
-      <w:proofErr w:type="gramEnd"/>
-      <w:r>
-        <w:t xml:space="preserve"> largo de </w:t>
-      </w:r>
-      <w:proofErr w:type="spellStart"/>
-      <w:r>
-        <w:t>los</w:t>
-      </w:r>
-      <w:proofErr w:type="spellEnd"/>
-      <w:r>
-        <w:t xml:space="preserve"> </w:t>
-      </w:r>
-      <w:proofErr w:type="spellStart"/>
-      <w:r>
-        <w:t>siglos</w:t>
-      </w:r>
-      <w:proofErr w:type="spellEnd"/>
+      <w:pPr>
+        <w:numPr>
+          <w:ilvl w:val="0"/>
+          <w:numId w:val="3"/>
+        </w:numPr>
+      </w:pPr>
+      <w:proofErr w:type="spellStart"/>
+      <w:r>
+        <w:rPr>
+          <w:b/>
+          <w:bCs/>
+        </w:rPr>
+        <w:lastRenderedPageBreak/>
+        <w:t>Números</w:t>
+      </w:r>
+      <w:proofErr w:type="spellEnd"/>
+      <w:r>
+        <w:rPr>
+          <w:b/>
+          <w:bCs/>
+        </w:rPr>
+        <w:t xml:space="preserve"> </w:t>
+      </w:r>
+      <w:proofErr w:type="spellStart"/>
+      <w:r>
+        <w:rPr>
+          <w:b/>
+          <w:bCs/>
+        </w:rPr>
+        <w:t>Continuos</w:t>
+      </w:r>
+      <w:proofErr w:type="spellEnd"/>
+      <w:r>
+        <w:rPr>
+          <w:b/>
+          <w:bCs/>
+        </w:rPr>
+        <w:t xml:space="preserve"> </w:t>
+      </w:r>
+      <w:proofErr w:type="spellStart"/>
+      <w:r>
+        <w:rPr>
+          <w:b/>
+          <w:bCs/>
+        </w:rPr>
+        <w:t>hasta</w:t>
+      </w:r>
+      <w:proofErr w:type="spellEnd"/>
+      <w:r>
+        <w:rPr>
+          <w:b/>
+          <w:bCs/>
+        </w:rPr>
+        <w:t xml:space="preserve"> </w:t>
+      </w:r>
+      <w:proofErr w:type="spellStart"/>
+      <w:r>
+        <w:rPr>
+          <w:b/>
+          <w:bCs/>
+        </w:rPr>
+        <w:t>Varios</w:t>
+      </w:r>
+      <w:proofErr w:type="spellEnd"/>
+      <w:r>
+        <w:rPr>
+          <w:b/>
+          <w:bCs/>
+        </w:rPr>
+        <w:t xml:space="preserve"> Miles:</w:t>
+      </w:r>
+      <w:r>
+        <w:t xml:space="preserve"> En </w:t>
+      </w:r>
+      <w:proofErr w:type="spellStart"/>
+      <w:r>
+        <w:t>el</w:t>
+      </w:r>
+      <w:proofErr w:type="spellEnd"/>
+      <w:r>
+        <w:t xml:space="preserve"> primer sistema, </w:t>
+      </w:r>
+      <w:proofErr w:type="spellStart"/>
+      <w:r>
+        <w:t>las</w:t>
+      </w:r>
+      <w:proofErr w:type="spellEnd"/>
+      <w:r>
+        <w:t xml:space="preserve"> </w:t>
+      </w:r>
+      <w:proofErr w:type="spellStart"/>
+      <w:r>
+        <w:t>casas</w:t>
+      </w:r>
+      <w:proofErr w:type="spellEnd"/>
+      <w:r>
+        <w:t xml:space="preserve"> se </w:t>
+      </w:r>
+      <w:proofErr w:type="spellStart"/>
+      <w:r>
+        <w:t>numeraban</w:t>
+      </w:r>
+      <w:proofErr w:type="spellEnd"/>
+      <w:r>
+        <w:t xml:space="preserve"> de forma continua en cada </w:t>
+      </w:r>
+      <w:proofErr w:type="spellStart"/>
+      <w:r>
+        <w:t>distrito</w:t>
+      </w:r>
+      <w:proofErr w:type="spellEnd"/>
+      <w:r>
+        <w:t xml:space="preserve"> (</w:t>
+      </w:r>
+      <w:r>
+        <w:rPr>
+          <w:i/>
+          <w:iCs/>
+        </w:rPr>
+        <w:t>Sestiere</w:t>
+      </w:r>
+      <w:r>
+        <w:t xml:space="preserve">). Por </w:t>
+      </w:r>
+      <w:proofErr w:type="spellStart"/>
+      <w:r>
+        <w:t>eso</w:t>
+      </w:r>
+      <w:proofErr w:type="spellEnd"/>
+      <w:r>
+        <w:t xml:space="preserve">, una calle </w:t>
+      </w:r>
+      <w:proofErr w:type="spellStart"/>
+      <w:r>
+        <w:t>pequeña</w:t>
+      </w:r>
+      <w:proofErr w:type="spellEnd"/>
+      <w:r>
+        <w:t xml:space="preserve"> como Via Tanari Vecchia luce un </w:t>
+      </w:r>
+      <w:proofErr w:type="spellStart"/>
+      <w:r>
+        <w:t>número</w:t>
+      </w:r>
+      <w:proofErr w:type="spellEnd"/>
+      <w:r>
+        <w:t xml:space="preserve"> tan alto como </w:t>
+      </w:r>
+      <w:proofErr w:type="spellStart"/>
+      <w:r>
+        <w:t>el</w:t>
+      </w:r>
+      <w:proofErr w:type="spellEnd"/>
+      <w:r>
+        <w:t xml:space="preserve"> </w:t>
+      </w:r>
+      <w:r>
+        <w:rPr>
+          <w:b/>
+          <w:bCs/>
+        </w:rPr>
+        <w:t>1202</w:t>
+      </w:r>
       <w:r>
         <w:t>.</w:t>
       </w:r>
     </w:p>
     <w:p>
-      <w:r>
-        <w:t xml:space="preserve">En </w:t>
+      <w:pPr>
+        <w:numPr>
+          <w:ilvl w:val="0"/>
+          <w:numId w:val="3"/>
+        </w:numPr>
+      </w:pPr>
+      <w:proofErr w:type="spellStart"/>
+      <w:r>
+        <w:rPr>
+          <w:b/>
+          <w:bCs/>
+        </w:rPr>
+        <w:t>Sospecha</w:t>
+      </w:r>
+      <w:proofErr w:type="spellEnd"/>
+      <w:r>
+        <w:rPr>
+          <w:b/>
+          <w:bCs/>
+        </w:rPr>
+        <w:t xml:space="preserve"> </w:t>
+      </w:r>
+      <w:proofErr w:type="spellStart"/>
+      <w:r>
+        <w:rPr>
+          <w:b/>
+          <w:bCs/>
+        </w:rPr>
+        <w:t>Ciudadana</w:t>
+      </w:r>
+      <w:proofErr w:type="spellEnd"/>
+      <w:r>
+        <w:rPr>
+          <w:b/>
+          <w:bCs/>
+        </w:rPr>
+        <w:t>:</w:t>
+      </w:r>
+      <w:r>
+        <w:t xml:space="preserve"> </w:t>
+      </w:r>
+      <w:proofErr w:type="spellStart"/>
+      <w:r>
+        <w:t>Inicialmente</w:t>
+      </w:r>
+      <w:proofErr w:type="spellEnd"/>
+      <w:r>
+        <w:t xml:space="preserve">, </w:t>
+      </w:r>
+      <w:proofErr w:type="spellStart"/>
+      <w:r>
+        <w:t>los</w:t>
+      </w:r>
+      <w:proofErr w:type="spellEnd"/>
+      <w:r>
+        <w:t xml:space="preserve"> </w:t>
+      </w:r>
+      <w:proofErr w:type="spellStart"/>
+      <w:r>
+        <w:t>vecinos</w:t>
+      </w:r>
+      <w:proofErr w:type="spellEnd"/>
+      <w:r>
+        <w:t xml:space="preserve"> </w:t>
+      </w:r>
+      <w:proofErr w:type="spellStart"/>
+      <w:r>
+        <w:t>recelaban</w:t>
+      </w:r>
+      <w:proofErr w:type="spellEnd"/>
+      <w:r>
+        <w:t xml:space="preserve"> de la </w:t>
+      </w:r>
+      <w:proofErr w:type="spellStart"/>
+      <w:r>
+        <w:t>colocación</w:t>
+      </w:r>
+      <w:proofErr w:type="spellEnd"/>
+      <w:r>
+        <w:t xml:space="preserve"> de </w:t>
+      </w:r>
+      <w:proofErr w:type="spellStart"/>
+      <w:r>
+        <w:t>estos</w:t>
+      </w:r>
+      <w:proofErr w:type="spellEnd"/>
+      <w:r>
+        <w:t xml:space="preserve"> </w:t>
+      </w:r>
+      <w:proofErr w:type="spellStart"/>
+      <w:r>
+        <w:t>números</w:t>
+      </w:r>
+      <w:proofErr w:type="spellEnd"/>
+      <w:r>
+        <w:t xml:space="preserve">, </w:t>
+      </w:r>
+      <w:proofErr w:type="spellStart"/>
+      <w:r>
+        <w:t>pues</w:t>
+      </w:r>
+      <w:proofErr w:type="spellEnd"/>
+      <w:r>
+        <w:t xml:space="preserve"> </w:t>
+      </w:r>
+      <w:proofErr w:type="spellStart"/>
+      <w:r>
+        <w:t>los</w:t>
+      </w:r>
+      <w:proofErr w:type="spellEnd"/>
+      <w:r>
+        <w:t xml:space="preserve"> </w:t>
+      </w:r>
+      <w:proofErr w:type="spellStart"/>
+      <w:r>
+        <w:t>consideraban</w:t>
+      </w:r>
+      <w:proofErr w:type="spellEnd"/>
+      <w:r>
+        <w:t xml:space="preserve"> una </w:t>
+      </w:r>
+      <w:proofErr w:type="spellStart"/>
+      <w:r>
+        <w:t>herramienta</w:t>
+      </w:r>
+      <w:proofErr w:type="spellEnd"/>
+      <w:r>
+        <w:t xml:space="preserve"> para </w:t>
       </w:r>
       <w:proofErr w:type="spellStart"/>
       <w:r>
@@ -961,27 +1854,11 @@
       </w:r>
       <w:proofErr w:type="spellStart"/>
       <w:r>
-        <w:t>número</w:t>
-      </w:r>
-      <w:proofErr w:type="spellEnd"/>
-      <w:r>
-        <w:t xml:space="preserve"> 11 de Via Tanari Vecchia, </w:t>
-      </w:r>
-      <w:proofErr w:type="spellStart"/>
-      <w:r>
-        <w:t>encontramos</w:t>
-      </w:r>
-      <w:proofErr w:type="spellEnd"/>
-      <w:r>
-        <w:t xml:space="preserve"> la placa de </w:t>
-      </w:r>
-      <w:proofErr w:type="spellStart"/>
-      <w:r>
-        <w:t>arenisca</w:t>
-      </w:r>
-      <w:proofErr w:type="spellEnd"/>
-      <w:r>
-        <w:t xml:space="preserve"> con </w:t>
+        <w:t>reclutamiento</w:t>
+      </w:r>
+      <w:proofErr w:type="spellEnd"/>
+      <w:r>
+        <w:t xml:space="preserve"> militar y </w:t>
       </w:r>
       <w:proofErr w:type="spellStart"/>
       <w:r>
@@ -989,176 +1866,142 @@
       </w:r>
       <w:proofErr w:type="spellEnd"/>
       <w:r>
-        <w:t xml:space="preserve"> </w:t>
-      </w:r>
-      <w:proofErr w:type="spellStart"/>
-      <w:r>
-        <w:t>número</w:t>
-      </w:r>
-      <w:proofErr w:type="spellEnd"/>
-      <w:r>
-        <w:t xml:space="preserve"> 1202 (</w:t>
-      </w:r>
-      <w:proofErr w:type="spellStart"/>
-      <w:r>
-        <w:t>número</w:t>
-      </w:r>
-      <w:proofErr w:type="spellEnd"/>
-      <w:r>
-        <w:t xml:space="preserve"> par), </w:t>
-      </w:r>
-      <w:proofErr w:type="spellStart"/>
-      <w:r>
-        <w:t>mientras</w:t>
-      </w:r>
-      <w:proofErr w:type="spellEnd"/>
-      <w:r>
-        <w:t xml:space="preserve"> </w:t>
-      </w:r>
-      <w:proofErr w:type="spellStart"/>
-      <w:r>
-        <w:t>que</w:t>
-      </w:r>
-      <w:proofErr w:type="spellEnd"/>
-      <w:r>
-        <w:t xml:space="preserve"> </w:t>
-      </w:r>
-      <w:proofErr w:type="spellStart"/>
-      <w:r>
-        <w:t>el</w:t>
-      </w:r>
-      <w:proofErr w:type="spellEnd"/>
-      <w:r>
-        <w:t xml:space="preserve"> </w:t>
-      </w:r>
-      <w:proofErr w:type="spellStart"/>
-      <w:r>
-        <w:t>número</w:t>
-      </w:r>
-      <w:proofErr w:type="spellEnd"/>
-      <w:r>
-        <w:t xml:space="preserve"> </w:t>
-      </w:r>
-      <w:proofErr w:type="spellStart"/>
-      <w:r>
-        <w:t>actual</w:t>
-      </w:r>
-      <w:proofErr w:type="spellEnd"/>
-      <w:r>
-        <w:t xml:space="preserve"> de la calle es </w:t>
-      </w:r>
-      <w:proofErr w:type="spellStart"/>
-      <w:r>
-        <w:t>el</w:t>
-      </w:r>
-      <w:proofErr w:type="spellEnd"/>
-      <w:r>
-        <w:t xml:space="preserve"> 11 (</w:t>
-      </w:r>
-      <w:proofErr w:type="spellStart"/>
-      <w:r>
-        <w:t>impar</w:t>
-      </w:r>
-      <w:proofErr w:type="spellEnd"/>
-      <w:r>
-        <w:t xml:space="preserve">) </w:t>
-      </w:r>
-      <w:proofErr w:type="spellStart"/>
-      <w:r>
-        <w:t>número</w:t>
-      </w:r>
-      <w:proofErr w:type="spellEnd"/>
-      <w:r>
-        <w:t xml:space="preserve">), </w:t>
-      </w:r>
-      <w:proofErr w:type="spellStart"/>
-      <w:r>
-        <w:t>estando</w:t>
-      </w:r>
-      <w:proofErr w:type="spellEnd"/>
-      <w:r>
-        <w:t xml:space="preserve"> </w:t>
-      </w:r>
-      <w:proofErr w:type="gramStart"/>
-      <w:r>
-        <w:t>a la</w:t>
-      </w:r>
-      <w:proofErr w:type="gramEnd"/>
-      <w:r>
-        <w:t xml:space="preserve"> </w:t>
-      </w:r>
-      <w:proofErr w:type="spellStart"/>
-      <w:r>
-        <w:t>derecha</w:t>
-      </w:r>
-      <w:proofErr w:type="spellEnd"/>
-      <w:r>
-        <w:t xml:space="preserve"> en </w:t>
-      </w:r>
-      <w:proofErr w:type="spellStart"/>
-      <w:r>
-        <w:t>dirección</w:t>
-      </w:r>
-      <w:proofErr w:type="spellEnd"/>
-      <w:r>
-        <w:t xml:space="preserve"> de </w:t>
-      </w:r>
-      <w:proofErr w:type="spellStart"/>
-      <w:r>
-        <w:t>números</w:t>
-      </w:r>
-      <w:proofErr w:type="spellEnd"/>
-      <w:r>
-        <w:t xml:space="preserve"> </w:t>
-      </w:r>
-      <w:proofErr w:type="spellStart"/>
-      <w:r>
-        <w:t>crecientes</w:t>
-      </w:r>
-      <w:proofErr w:type="spellEnd"/>
-      <w:r>
-        <w:t xml:space="preserve">, </w:t>
-      </w:r>
-      <w:proofErr w:type="spellStart"/>
-      <w:r>
-        <w:t>según</w:t>
-      </w:r>
-      <w:proofErr w:type="spellEnd"/>
-      <w:r>
-        <w:t xml:space="preserve"> lo </w:t>
-      </w:r>
-      <w:proofErr w:type="spellStart"/>
-      <w:r>
-        <w:t>exige</w:t>
-      </w:r>
-      <w:proofErr w:type="spellEnd"/>
-      <w:r>
-        <w:t xml:space="preserve"> la normativa toponimia vigente.</w:t>
+        <w:t xml:space="preserve"> aumento de </w:t>
+      </w:r>
+      <w:proofErr w:type="spellStart"/>
+      <w:r>
+        <w:t>impuestos</w:t>
+      </w:r>
+      <w:proofErr w:type="spellEnd"/>
+      <w:r>
+        <w:t>.</w:t>
       </w:r>
     </w:p>
     <w:p>
-      <w:r>
-        <w:t xml:space="preserve">Fonte: </w:t>
-      </w:r>
-      <w:proofErr w:type="spellStart"/>
-      <w:r>
-        <w:t>Archivo</w:t>
-      </w:r>
-      <w:proofErr w:type="spellEnd"/>
-      <w:r>
-        <w:t xml:space="preserve"> </w:t>
-      </w:r>
-      <w:proofErr w:type="spellStart"/>
-      <w:r>
-        <w:t>Histórico</w:t>
-      </w:r>
-      <w:proofErr w:type="spellEnd"/>
-      <w:r>
-        <w:t xml:space="preserve"> del </w:t>
-      </w:r>
-      <w:proofErr w:type="spellStart"/>
-      <w:r>
-        <w:t>Ayuntamiento</w:t>
+      <w:pPr>
+        <w:numPr>
+          <w:ilvl w:val="0"/>
+          <w:numId w:val="3"/>
+        </w:numPr>
+      </w:pPr>
+      <w:proofErr w:type="spellStart"/>
+      <w:r>
+        <w:rPr>
+          <w:b/>
+          <w:bCs/>
+        </w:rPr>
+        <w:t>Conservación</w:t>
+      </w:r>
+      <w:proofErr w:type="spellEnd"/>
+      <w:r>
+        <w:rPr>
+          <w:b/>
+          <w:bCs/>
+        </w:rPr>
+        <w:t xml:space="preserve"> </w:t>
+      </w:r>
+      <w:proofErr w:type="spellStart"/>
+      <w:r>
+        <w:rPr>
+          <w:b/>
+          <w:bCs/>
+        </w:rPr>
+        <w:t>bajo</w:t>
+      </w:r>
+      <w:proofErr w:type="spellEnd"/>
+      <w:r>
+        <w:rPr>
+          <w:b/>
+          <w:bCs/>
+        </w:rPr>
+        <w:t xml:space="preserve"> </w:t>
+      </w:r>
+      <w:proofErr w:type="spellStart"/>
+      <w:r>
+        <w:rPr>
+          <w:b/>
+          <w:bCs/>
+        </w:rPr>
+        <w:t>los</w:t>
+      </w:r>
+      <w:proofErr w:type="spellEnd"/>
+      <w:r>
+        <w:rPr>
+          <w:b/>
+          <w:bCs/>
+        </w:rPr>
+        <w:t xml:space="preserve"> </w:t>
+      </w:r>
+      <w:proofErr w:type="spellStart"/>
+      <w:r>
+        <w:rPr>
+          <w:b/>
+          <w:bCs/>
+        </w:rPr>
+        <w:t>Soportales</w:t>
+      </w:r>
+      <w:proofErr w:type="spellEnd"/>
+      <w:r>
+        <w:rPr>
+          <w:b/>
+          <w:bCs/>
+        </w:rPr>
+        <w:t>:</w:t>
+      </w:r>
+      <w:r>
+        <w:t xml:space="preserve"> La </w:t>
+      </w:r>
+      <w:proofErr w:type="spellStart"/>
+      <w:r>
+        <w:t>piedra</w:t>
+      </w:r>
+      <w:proofErr w:type="spellEnd"/>
+      <w:r>
+        <w:t xml:space="preserve"> </w:t>
+      </w:r>
+      <w:proofErr w:type="spellStart"/>
+      <w:r>
+        <w:t>arenisca</w:t>
+      </w:r>
+      <w:proofErr w:type="spellEnd"/>
+      <w:r>
+        <w:t xml:space="preserve"> </w:t>
+      </w:r>
+      <w:proofErr w:type="spellStart"/>
+      <w:r>
+        <w:t>tallada</w:t>
+      </w:r>
+      <w:proofErr w:type="spellEnd"/>
+      <w:r>
+        <w:t xml:space="preserve"> a mano y </w:t>
+      </w:r>
+      <w:proofErr w:type="spellStart"/>
+      <w:r>
+        <w:t>resguardada</w:t>
+      </w:r>
+      <w:proofErr w:type="spellEnd"/>
+      <w:r>
+        <w:t xml:space="preserve"> </w:t>
+      </w:r>
+      <w:proofErr w:type="spellStart"/>
+      <w:r>
+        <w:t>bajo</w:t>
+      </w:r>
+      <w:proofErr w:type="spellEnd"/>
+      <w:r>
+        <w:t xml:space="preserve"> </w:t>
+      </w:r>
+      <w:proofErr w:type="spellStart"/>
+      <w:r>
+        <w:t>los</w:t>
+      </w:r>
+      <w:proofErr w:type="spellEnd"/>
+      <w:r>
+        <w:t xml:space="preserve"> </w:t>
+      </w:r>
+      <w:proofErr w:type="spellStart"/>
+      <w:r>
+        <w:t>soportales</w:t>
       </w:r>
       <w:proofErr w:type="spellEnd"/>
       <w:r>
@@ -1170,9 +2013,260 @@
       </w:r>
       <w:proofErr w:type="spellEnd"/>
       <w:r>
+        <w:t xml:space="preserve"> ha </w:t>
+      </w:r>
+      <w:proofErr w:type="spellStart"/>
+      <w:r>
+        <w:t>resistido</w:t>
+      </w:r>
+      <w:proofErr w:type="spellEnd"/>
+      <w:r>
+        <w:t xml:space="preserve"> </w:t>
+      </w:r>
+      <w:proofErr w:type="spellStart"/>
+      <w:r>
+        <w:t>perfectamente</w:t>
+      </w:r>
+      <w:proofErr w:type="spellEnd"/>
+      <w:r>
+        <w:t xml:space="preserve"> </w:t>
+      </w:r>
+      <w:proofErr w:type="spellStart"/>
+      <w:r>
+        <w:t>el</w:t>
+      </w:r>
+      <w:proofErr w:type="spellEnd"/>
+      <w:r>
+        <w:t xml:space="preserve"> paso del </w:t>
+      </w:r>
+      <w:proofErr w:type="spellStart"/>
+      <w:r>
+        <w:t>tiempo</w:t>
+      </w:r>
+      <w:proofErr w:type="spellEnd"/>
+      <w:r>
+        <w:t xml:space="preserve"> durante </w:t>
+      </w:r>
+      <w:proofErr w:type="spellStart"/>
+      <w:r>
+        <w:t>más</w:t>
+      </w:r>
+      <w:proofErr w:type="spellEnd"/>
+      <w:r>
+        <w:t xml:space="preserve"> de </w:t>
+      </w:r>
+      <w:proofErr w:type="spellStart"/>
+      <w:r>
+        <w:t>dos</w:t>
+      </w:r>
+      <w:proofErr w:type="spellEnd"/>
+      <w:r>
+        <w:t xml:space="preserve"> </w:t>
+      </w:r>
+      <w:proofErr w:type="spellStart"/>
+      <w:r>
+        <w:t>siglos</w:t>
+      </w:r>
+      <w:proofErr w:type="spellEnd"/>
+      <w:r>
         <w:t>.</w:t>
       </w:r>
     </w:p>
+    <w:p/>
+    <w:p/>
+    <w:p>
+      <w:r>
+        <w:rPr>
+          <w:rFonts w:ascii="Arial" w:hAnsi="Arial"/>
+          <w:b/>
+          <w:color w:val="1A365D"/>
+          <w:sz w:val="26"/>
+        </w:rPr>
+        <w:t>Tabella delle Fonti e Certificazione</w:t>
+      </w:r>
+    </w:p>
+    <w:tbl>
+      <w:tblPr>
+        <w:tblW w:w="0" w:type="auto"/>
+        <w:jc w:val="center"/>
+        <w:tblLook w:val="04A0" w:firstRow="1" w:lastRow="0" w:firstColumn="1" w:lastColumn="0" w:noHBand="0" w:noVBand="1"/>
+      </w:tblPr>
+      <w:tblGrid>
+        <w:gridCol w:w="4819"/>
+        <w:gridCol w:w="4819"/>
+      </w:tblGrid>
+      <w:tr>
+        <w:trPr>
+          <w:jc w:val="center"/>
+        </w:trPr>
+        <w:tc>
+          <w:tcPr>
+            <w:tcW w:w="4819" w:type="dxa"/>
+            <w:shd w:val="clear" w:color="auto" w:fill="1A365D"/>
+          </w:tcPr>
+          <w:p>
+            <w:r>
+              <w:rPr>
+                <w:rFonts w:ascii="Arial" w:hAnsi="Arial"/>
+                <w:b/>
+                <w:color w:val="FFFFFF"/>
+                <w:sz w:val="20"/>
+              </w:rPr>
+              <w:t>Affermazione del testo</w:t>
+            </w:r>
+          </w:p>
+        </w:tc>
+        <w:tc>
+          <w:tcPr>
+            <w:tcW w:w="4819" w:type="dxa"/>
+            <w:shd w:val="clear" w:color="auto" w:fill="1A365D"/>
+          </w:tcPr>
+          <w:p>
+            <w:r>
+              <w:rPr>
+                <w:rFonts w:ascii="Arial" w:hAnsi="Arial"/>
+                <w:b/>
+                <w:color w:val="FFFFFF"/>
+                <w:sz w:val="20"/>
+              </w:rPr>
+              <w:t>Fonte Certificata</w:t>
+            </w:r>
+          </w:p>
+        </w:tc>
+      </w:tr>
+      <w:tr>
+        <w:trPr>
+          <w:jc w:val="center"/>
+        </w:trPr>
+        <w:tc>
+          <w:tcPr>
+            <w:tcW w:w="4819" w:type="dxa"/>
+          </w:tcPr>
+          <w:p>
+            <w:r>
+              <w:rPr>
+                <w:rFonts w:ascii="Arial" w:hAnsi="Arial"/>
+                <w:sz w:val="19"/>
+              </w:rPr>
+              <w:t>Los números cívicos en Bolonia se introdujeron a finales del siglo XVIII bajo el dominio napoleónico para organizar el correo y la ciudad.</w:t>
+            </w:r>
+          </w:p>
+        </w:tc>
+        <w:tc>
+          <w:tcPr>
+            <w:tcW w:w="4819" w:type="dxa"/>
+          </w:tcPr>
+          <w:p>
+            <w:r>
+              <w:rPr>
+                <w:rFonts w:ascii="Arial" w:hAnsi="Arial"/>
+                <w:sz w:val="19"/>
+              </w:rPr>
+              <w:t>Bologna Online / Biblioteca Salaborsa / Archivo de Estado de Bolonia</w:t>
+            </w:r>
+          </w:p>
+        </w:tc>
+      </w:tr>
+      <w:tr>
+        <w:trPr>
+          <w:jc w:val="center"/>
+        </w:trPr>
+        <w:tc>
+          <w:tcPr>
+            <w:tcW w:w="4819" w:type="dxa"/>
+          </w:tcPr>
+          <w:p>
+            <w:r>
+              <w:rPr>
+                <w:rFonts w:ascii="Arial" w:hAnsi="Arial"/>
+                <w:sz w:val="19"/>
+              </w:rPr>
+              <w:t>Las primeras placas se grabaron a mano en piedra arenisca; más tarde se difundieron las de terracota para la producción en serie.</w:t>
+            </w:r>
+          </w:p>
+        </w:tc>
+        <w:tc>
+          <w:tcPr>
+            <w:tcW w:w="4819" w:type="dxa"/>
+          </w:tcPr>
+          <w:p>
+            <w:r>
+              <w:rPr>
+                <w:rFonts w:ascii="Arial" w:hAnsi="Arial"/>
+                <w:sz w:val="19"/>
+              </w:rPr>
+              <w:t>Storia e Memoria di Bologna / Proyecto Origine di Bologna</w:t>
+            </w:r>
+          </w:p>
+        </w:tc>
+      </w:tr>
+      <w:tr>
+        <w:trPr>
+          <w:jc w:val="center"/>
+        </w:trPr>
+        <w:tc>
+          <w:tcPr>
+            <w:tcW w:w="4819" w:type="dxa"/>
+          </w:tcPr>
+          <w:p>
+            <w:r>
+              <w:rPr>
+                <w:rFonts w:ascii="Arial" w:hAnsi="Arial"/>
+                <w:sz w:val="19"/>
+              </w:rPr>
+              <w:t>En Via Tanari Vecchia 11 (número impar actual) se conserva la placa de arenisca con el antiguo número 1202 (par) del sistema napoleónico continuo.</w:t>
+            </w:r>
+          </w:p>
+        </w:tc>
+        <w:tc>
+          <w:tcPr>
+            <w:tcW w:w="4819" w:type="dxa"/>
+          </w:tcPr>
+          <w:p>
+            <w:r>
+              <w:rPr>
+                <w:rFonts w:ascii="Arial" w:hAnsi="Arial"/>
+                <w:sz w:val="19"/>
+              </w:rPr>
+              <w:t>Inspección Toponómica Directa / Origine di Bologna (Municipio de Bolonia)</w:t>
+            </w:r>
+          </w:p>
+        </w:tc>
+      </w:tr>
+      <w:tr>
+        <w:trPr>
+          <w:jc w:val="center"/>
+        </w:trPr>
+        <w:tc>
+          <w:tcPr>
+            <w:tcW w:w="4819" w:type="dxa"/>
+          </w:tcPr>
+          <w:p>
+            <w:r>
+              <w:rPr>
+                <w:rFonts w:ascii="Arial" w:hAnsi="Arial"/>
+                <w:sz w:val="19"/>
+              </w:rPr>
+              <w:t>En el sistema original los números no se dividían en pares e impares por calle, sino que seguían una numeración continua por distrito.</w:t>
+            </w:r>
+          </w:p>
+        </w:tc>
+        <w:tc>
+          <w:tcPr>
+            <w:tcW w:w="4819" w:type="dxa"/>
+          </w:tcPr>
+          <w:p>
+            <w:r>
+              <w:rPr>
+                <w:rFonts w:ascii="Arial" w:hAnsi="Arial"/>
+                <w:sz w:val="19"/>
+              </w:rPr>
+              <w:t>Archivo de Estado de Bolonia - Catastro y Toponimia Histórica</w:t>
+            </w:r>
+          </w:p>
+        </w:tc>
+      </w:tr>
+    </w:tbl>
     <w:p/>
     <w:sectPr>
       <w:pgSz w:w="11906" w:h="16838"/>
@@ -1182,6 +2276,431 @@
     </w:sectPr>
   </w:body>
 </w:document>
+</file>
+
+<file path=word/numbering.xml><?xml version="1.0" encoding="utf-8"?>
+<w:numbering xmlns:wpc="http://schemas.microsoft.com/office/word/2010/wordprocessingCanvas" xmlns:cx="http://schemas.microsoft.com/office/drawing/2014/chartex" xmlns:cx1="http://schemas.microsoft.com/office/drawing/2015/9/8/chartex" xmlns:cx2="http://schemas.microsoft.com/office/drawing/2015/10/21/chartex" xmlns:cx3="http://schemas.microsoft.com/office/drawing/2016/5/9/chartex" xmlns:cx4="http://schemas.microsoft.com/office/drawing/2016/5/10/chartex" xmlns:cx5="http://schemas.microsoft.com/office/drawing/2016/5/11/chartex" xmlns:cx6="http://schemas.microsoft.com/office/drawing/2016/5/12/chartex" xmlns:cx7="http://schemas.microsoft.com/office/drawing/2016/5/13/chartex" xmlns:cx8="http://schemas.microsoft.com/office/drawing/2016/5/14/chartex" xmlns:mc="http://schemas.openxmlformats.org/markup-compatibility/2006" xmlns:aink="http://schemas.microsoft.com/office/drawing/2016/ink" xmlns:am3d="http://schemas.microsoft.com/office/drawing/2017/model3d" xmlns:o="urn:schemas-microsoft-com:office:office" xmlns:oel="http://schemas.microsoft.com/office/2019/extlst" xmlns:r="http://schemas.openxmlformats.org/officeDocument/2006/relationships" xmlns:m="http://schemas.openxmlformats.org/officeDocument/2006/math" xmlns:v="urn:schemas-microsoft-com:vml" xmlns:wp14="http://schemas.microsoft.com/office/word/2010/wordprocessingDrawing" xmlns:wp="http://schemas.openxmlformats.org/drawingml/2006/wordprocessingDrawing" xmlns:w10="urn:schemas-microsoft-com:office:word" xmlns:w="http://schemas.openxmlformats.org/wordprocessingml/2006/main" xmlns:w14="http://schemas.microsoft.com/office/word/2010/wordml" xmlns:w15="http://schemas.microsoft.com/office/word/2012/wordml" xmlns:w16cex="http://schemas.microsoft.com/office/word/2018/wordml/cex" xmlns:w16cid="http://schemas.microsoft.com/office/word/2016/wordml/cid" xmlns:w16="http://schemas.microsoft.com/office/word/2018/wordml" xmlns:w16du="http://schemas.microsoft.com/office/word/2023/wordml/word16du" xmlns:w16sdtdh="http://schemas.microsoft.com/office/word/2020/wordml/sdtdatahash" xmlns:w16sdtfl="http://schemas.microsoft.com/office/word/2024/wordml/sdtformatlock" xmlns:w16se="http://schemas.microsoft.com/office/word/2015/wordml/symex" xmlns:wpg="http://schemas.microsoft.com/office/word/2010/wordprocessingGroup" xmlns:wpi="http://schemas.microsoft.com/office/word/2010/wordprocessingInk" xmlns:wne="http://schemas.microsoft.com/office/word/2006/wordml" xmlns:wps="http://schemas.microsoft.com/office/word/2010/wordprocessingShape" mc:Ignorable="w14 w15 w16se w16cid w16 w16cex w16sdtdh w16sdtfl w16du wp14">
+  <w:abstractNum w:abstractNumId="0" w15:restartNumberingAfterBreak="0">
+    <w:nsid w:val="0E1149C3"/>
+    <w:multiLevelType w:val="multilevel"/>
+    <w:tmpl w:val="1DC6AB6E"/>
+    <w:lvl w:ilvl="0">
+      <w:start w:val="1"/>
+      <w:numFmt w:val="bullet"/>
+      <w:lvlText w:val=""/>
+      <w:lvlJc w:val="left"/>
+      <w:pPr>
+        <w:tabs>
+          <w:tab w:val="num" w:pos="720"/>
+        </w:tabs>
+        <w:ind w:left="720" w:hanging="360"/>
+      </w:pPr>
+      <w:rPr>
+        <w:rFonts w:ascii="Symbol" w:hAnsi="Symbol" w:hint="default"/>
+        <w:sz w:val="20"/>
+      </w:rPr>
+    </w:lvl>
+    <w:lvl w:ilvl="1" w:tentative="1">
+      <w:start w:val="1"/>
+      <w:numFmt w:val="bullet"/>
+      <w:lvlText w:val="o"/>
+      <w:lvlJc w:val="left"/>
+      <w:pPr>
+        <w:tabs>
+          <w:tab w:val="num" w:pos="1440"/>
+        </w:tabs>
+        <w:ind w:left="1440" w:hanging="360"/>
+      </w:pPr>
+      <w:rPr>
+        <w:rFonts w:ascii="Courier New" w:hAnsi="Courier New" w:hint="default"/>
+        <w:sz w:val="20"/>
+      </w:rPr>
+    </w:lvl>
+    <w:lvl w:ilvl="2" w:tentative="1">
+      <w:start w:val="1"/>
+      <w:numFmt w:val="bullet"/>
+      <w:lvlText w:val=""/>
+      <w:lvlJc w:val="left"/>
+      <w:pPr>
+        <w:tabs>
+          <w:tab w:val="num" w:pos="2160"/>
+        </w:tabs>
+        <w:ind w:left="2160" w:hanging="360"/>
+      </w:pPr>
+      <w:rPr>
+        <w:rFonts w:ascii="Wingdings" w:hAnsi="Wingdings" w:hint="default"/>
+        <w:sz w:val="20"/>
+      </w:rPr>
+    </w:lvl>
+    <w:lvl w:ilvl="3" w:tentative="1">
+      <w:start w:val="1"/>
+      <w:numFmt w:val="bullet"/>
+      <w:lvlText w:val=""/>
+      <w:lvlJc w:val="left"/>
+      <w:pPr>
+        <w:tabs>
+          <w:tab w:val="num" w:pos="2880"/>
+        </w:tabs>
+        <w:ind w:left="2880" w:hanging="360"/>
+      </w:pPr>
+      <w:rPr>
+        <w:rFonts w:ascii="Wingdings" w:hAnsi="Wingdings" w:hint="default"/>
+        <w:sz w:val="20"/>
+      </w:rPr>
+    </w:lvl>
+    <w:lvl w:ilvl="4" w:tentative="1">
+      <w:start w:val="1"/>
+      <w:numFmt w:val="bullet"/>
+      <w:lvlText w:val=""/>
+      <w:lvlJc w:val="left"/>
+      <w:pPr>
+        <w:tabs>
+          <w:tab w:val="num" w:pos="3600"/>
+        </w:tabs>
+        <w:ind w:left="3600" w:hanging="360"/>
+      </w:pPr>
+      <w:rPr>
+        <w:rFonts w:ascii="Wingdings" w:hAnsi="Wingdings" w:hint="default"/>
+        <w:sz w:val="20"/>
+      </w:rPr>
+    </w:lvl>
+    <w:lvl w:ilvl="5" w:tentative="1">
+      <w:start w:val="1"/>
+      <w:numFmt w:val="bullet"/>
+      <w:lvlText w:val=""/>
+      <w:lvlJc w:val="left"/>
+      <w:pPr>
+        <w:tabs>
+          <w:tab w:val="num" w:pos="4320"/>
+        </w:tabs>
+        <w:ind w:left="4320" w:hanging="360"/>
+      </w:pPr>
+      <w:rPr>
+        <w:rFonts w:ascii="Wingdings" w:hAnsi="Wingdings" w:hint="default"/>
+        <w:sz w:val="20"/>
+      </w:rPr>
+    </w:lvl>
+    <w:lvl w:ilvl="6" w:tentative="1">
+      <w:start w:val="1"/>
+      <w:numFmt w:val="bullet"/>
+      <w:lvlText w:val=""/>
+      <w:lvlJc w:val="left"/>
+      <w:pPr>
+        <w:tabs>
+          <w:tab w:val="num" w:pos="5040"/>
+        </w:tabs>
+        <w:ind w:left="5040" w:hanging="360"/>
+      </w:pPr>
+      <w:rPr>
+        <w:rFonts w:ascii="Wingdings" w:hAnsi="Wingdings" w:hint="default"/>
+        <w:sz w:val="20"/>
+      </w:rPr>
+    </w:lvl>
+    <w:lvl w:ilvl="7" w:tentative="1">
+      <w:start w:val="1"/>
+      <w:numFmt w:val="bullet"/>
+      <w:lvlText w:val=""/>
+      <w:lvlJc w:val="left"/>
+      <w:pPr>
+        <w:tabs>
+          <w:tab w:val="num" w:pos="5760"/>
+        </w:tabs>
+        <w:ind w:left="5760" w:hanging="360"/>
+      </w:pPr>
+      <w:rPr>
+        <w:rFonts w:ascii="Wingdings" w:hAnsi="Wingdings" w:hint="default"/>
+        <w:sz w:val="20"/>
+      </w:rPr>
+    </w:lvl>
+    <w:lvl w:ilvl="8" w:tentative="1">
+      <w:start w:val="1"/>
+      <w:numFmt w:val="bullet"/>
+      <w:lvlText w:val=""/>
+      <w:lvlJc w:val="left"/>
+      <w:pPr>
+        <w:tabs>
+          <w:tab w:val="num" w:pos="6480"/>
+        </w:tabs>
+        <w:ind w:left="6480" w:hanging="360"/>
+      </w:pPr>
+      <w:rPr>
+        <w:rFonts w:ascii="Wingdings" w:hAnsi="Wingdings" w:hint="default"/>
+        <w:sz w:val="20"/>
+      </w:rPr>
+    </w:lvl>
+  </w:abstractNum>
+  <w:abstractNum w:abstractNumId="1" w15:restartNumberingAfterBreak="0">
+    <w:nsid w:val="12B67B67"/>
+    <w:multiLevelType w:val="multilevel"/>
+    <w:tmpl w:val="E03E2702"/>
+    <w:lvl w:ilvl="0">
+      <w:start w:val="1"/>
+      <w:numFmt w:val="bullet"/>
+      <w:lvlText w:val=""/>
+      <w:lvlJc w:val="left"/>
+      <w:pPr>
+        <w:tabs>
+          <w:tab w:val="num" w:pos="720"/>
+        </w:tabs>
+        <w:ind w:left="720" w:hanging="360"/>
+      </w:pPr>
+      <w:rPr>
+        <w:rFonts w:ascii="Symbol" w:hAnsi="Symbol" w:hint="default"/>
+        <w:sz w:val="20"/>
+      </w:rPr>
+    </w:lvl>
+    <w:lvl w:ilvl="1" w:tentative="1">
+      <w:start w:val="1"/>
+      <w:numFmt w:val="bullet"/>
+      <w:lvlText w:val="o"/>
+      <w:lvlJc w:val="left"/>
+      <w:pPr>
+        <w:tabs>
+          <w:tab w:val="num" w:pos="1440"/>
+        </w:tabs>
+        <w:ind w:left="1440" w:hanging="360"/>
+      </w:pPr>
+      <w:rPr>
+        <w:rFonts w:ascii="Courier New" w:hAnsi="Courier New" w:hint="default"/>
+        <w:sz w:val="20"/>
+      </w:rPr>
+    </w:lvl>
+    <w:lvl w:ilvl="2" w:tentative="1">
+      <w:start w:val="1"/>
+      <w:numFmt w:val="bullet"/>
+      <w:lvlText w:val=""/>
+      <w:lvlJc w:val="left"/>
+      <w:pPr>
+        <w:tabs>
+          <w:tab w:val="num" w:pos="2160"/>
+        </w:tabs>
+        <w:ind w:left="2160" w:hanging="360"/>
+      </w:pPr>
+      <w:rPr>
+        <w:rFonts w:ascii="Wingdings" w:hAnsi="Wingdings" w:hint="default"/>
+        <w:sz w:val="20"/>
+      </w:rPr>
+    </w:lvl>
+    <w:lvl w:ilvl="3" w:tentative="1">
+      <w:start w:val="1"/>
+      <w:numFmt w:val="bullet"/>
+      <w:lvlText w:val=""/>
+      <w:lvlJc w:val="left"/>
+      <w:pPr>
+        <w:tabs>
+          <w:tab w:val="num" w:pos="2880"/>
+        </w:tabs>
+        <w:ind w:left="2880" w:hanging="360"/>
+      </w:pPr>
+      <w:rPr>
+        <w:rFonts w:ascii="Wingdings" w:hAnsi="Wingdings" w:hint="default"/>
+        <w:sz w:val="20"/>
+      </w:rPr>
+    </w:lvl>
+    <w:lvl w:ilvl="4" w:tentative="1">
+      <w:start w:val="1"/>
+      <w:numFmt w:val="bullet"/>
+      <w:lvlText w:val=""/>
+      <w:lvlJc w:val="left"/>
+      <w:pPr>
+        <w:tabs>
+          <w:tab w:val="num" w:pos="3600"/>
+        </w:tabs>
+        <w:ind w:left="3600" w:hanging="360"/>
+      </w:pPr>
+      <w:rPr>
+        <w:rFonts w:ascii="Wingdings" w:hAnsi="Wingdings" w:hint="default"/>
+        <w:sz w:val="20"/>
+      </w:rPr>
+    </w:lvl>
+    <w:lvl w:ilvl="5" w:tentative="1">
+      <w:start w:val="1"/>
+      <w:numFmt w:val="bullet"/>
+      <w:lvlText w:val=""/>
+      <w:lvlJc w:val="left"/>
+      <w:pPr>
+        <w:tabs>
+          <w:tab w:val="num" w:pos="4320"/>
+        </w:tabs>
+        <w:ind w:left="4320" w:hanging="360"/>
+      </w:pPr>
+      <w:rPr>
+        <w:rFonts w:ascii="Wingdings" w:hAnsi="Wingdings" w:hint="default"/>
+        <w:sz w:val="20"/>
+      </w:rPr>
+    </w:lvl>
+    <w:lvl w:ilvl="6" w:tentative="1">
+      <w:start w:val="1"/>
+      <w:numFmt w:val="bullet"/>
+      <w:lvlText w:val=""/>
+      <w:lvlJc w:val="left"/>
+      <w:pPr>
+        <w:tabs>
+          <w:tab w:val="num" w:pos="5040"/>
+        </w:tabs>
+        <w:ind w:left="5040" w:hanging="360"/>
+      </w:pPr>
+      <w:rPr>
+        <w:rFonts w:ascii="Wingdings" w:hAnsi="Wingdings" w:hint="default"/>
+        <w:sz w:val="20"/>
+      </w:rPr>
+    </w:lvl>
+    <w:lvl w:ilvl="7" w:tentative="1">
+      <w:start w:val="1"/>
+      <w:numFmt w:val="bullet"/>
+      <w:lvlText w:val=""/>
+      <w:lvlJc w:val="left"/>
+      <w:pPr>
+        <w:tabs>
+          <w:tab w:val="num" w:pos="5760"/>
+        </w:tabs>
+        <w:ind w:left="5760" w:hanging="360"/>
+      </w:pPr>
+      <w:rPr>
+        <w:rFonts w:ascii="Wingdings" w:hAnsi="Wingdings" w:hint="default"/>
+        <w:sz w:val="20"/>
+      </w:rPr>
+    </w:lvl>
+    <w:lvl w:ilvl="8" w:tentative="1">
+      <w:start w:val="1"/>
+      <w:numFmt w:val="bullet"/>
+      <w:lvlText w:val=""/>
+      <w:lvlJc w:val="left"/>
+      <w:pPr>
+        <w:tabs>
+          <w:tab w:val="num" w:pos="6480"/>
+        </w:tabs>
+        <w:ind w:left="6480" w:hanging="360"/>
+      </w:pPr>
+      <w:rPr>
+        <w:rFonts w:ascii="Wingdings" w:hAnsi="Wingdings" w:hint="default"/>
+        <w:sz w:val="20"/>
+      </w:rPr>
+    </w:lvl>
+  </w:abstractNum>
+  <w:abstractNum w:abstractNumId="2" w15:restartNumberingAfterBreak="0">
+    <w:nsid w:val="3DD55934"/>
+    <w:multiLevelType w:val="multilevel"/>
+    <w:tmpl w:val="C12EBE10"/>
+    <w:lvl w:ilvl="0">
+      <w:start w:val="1"/>
+      <w:numFmt w:val="decimal"/>
+      <w:lvlText w:val="%1."/>
+      <w:lvlJc w:val="left"/>
+      <w:pPr>
+        <w:tabs>
+          <w:tab w:val="num" w:pos="720"/>
+        </w:tabs>
+        <w:ind w:left="720" w:hanging="360"/>
+      </w:pPr>
+    </w:lvl>
+    <w:lvl w:ilvl="1" w:tentative="1">
+      <w:start w:val="1"/>
+      <w:numFmt w:val="decimal"/>
+      <w:lvlText w:val="%2."/>
+      <w:lvlJc w:val="left"/>
+      <w:pPr>
+        <w:tabs>
+          <w:tab w:val="num" w:pos="1440"/>
+        </w:tabs>
+        <w:ind w:left="1440" w:hanging="360"/>
+      </w:pPr>
+    </w:lvl>
+    <w:lvl w:ilvl="2" w:tentative="1">
+      <w:start w:val="1"/>
+      <w:numFmt w:val="decimal"/>
+      <w:lvlText w:val="%3."/>
+      <w:lvlJc w:val="left"/>
+      <w:pPr>
+        <w:tabs>
+          <w:tab w:val="num" w:pos="2160"/>
+        </w:tabs>
+        <w:ind w:left="2160" w:hanging="360"/>
+      </w:pPr>
+    </w:lvl>
+    <w:lvl w:ilvl="3" w:tentative="1">
+      <w:start w:val="1"/>
+      <w:numFmt w:val="decimal"/>
+      <w:lvlText w:val="%4."/>
+      <w:lvlJc w:val="left"/>
+      <w:pPr>
+        <w:tabs>
+          <w:tab w:val="num" w:pos="2880"/>
+        </w:tabs>
+        <w:ind w:left="2880" w:hanging="360"/>
+      </w:pPr>
+    </w:lvl>
+    <w:lvl w:ilvl="4" w:tentative="1">
+      <w:start w:val="1"/>
+      <w:numFmt w:val="decimal"/>
+      <w:lvlText w:val="%5."/>
+      <w:lvlJc w:val="left"/>
+      <w:pPr>
+        <w:tabs>
+          <w:tab w:val="num" w:pos="3600"/>
+        </w:tabs>
+        <w:ind w:left="3600" w:hanging="360"/>
+      </w:pPr>
+    </w:lvl>
+    <w:lvl w:ilvl="5" w:tentative="1">
+      <w:start w:val="1"/>
+      <w:numFmt w:val="decimal"/>
+      <w:lvlText w:val="%6."/>
+      <w:lvlJc w:val="left"/>
+      <w:pPr>
+        <w:tabs>
+          <w:tab w:val="num" w:pos="4320"/>
+        </w:tabs>
+        <w:ind w:left="4320" w:hanging="360"/>
+      </w:pPr>
+    </w:lvl>
+    <w:lvl w:ilvl="6" w:tentative="1">
+      <w:start w:val="1"/>
+      <w:numFmt w:val="decimal"/>
+      <w:lvlText w:val="%7."/>
+      <w:lvlJc w:val="left"/>
+      <w:pPr>
+        <w:tabs>
+          <w:tab w:val="num" w:pos="5040"/>
+        </w:tabs>
+        <w:ind w:left="5040" w:hanging="360"/>
+      </w:pPr>
+    </w:lvl>
+    <w:lvl w:ilvl="7" w:tentative="1">
+      <w:start w:val="1"/>
+      <w:numFmt w:val="decimal"/>
+      <w:lvlText w:val="%8."/>
+      <w:lvlJc w:val="left"/>
+      <w:pPr>
+        <w:tabs>
+          <w:tab w:val="num" w:pos="5760"/>
+        </w:tabs>
+        <w:ind w:left="5760" w:hanging="360"/>
+      </w:pPr>
+    </w:lvl>
+    <w:lvl w:ilvl="8" w:tentative="1">
+      <w:start w:val="1"/>
+      <w:numFmt w:val="decimal"/>
+      <w:lvlText w:val="%9."/>
+      <w:lvlJc w:val="left"/>
+      <w:pPr>
+        <w:tabs>
+          <w:tab w:val="num" w:pos="6480"/>
+        </w:tabs>
+        <w:ind w:left="6480" w:hanging="360"/>
+      </w:pPr>
+    </w:lvl>
+  </w:abstractNum>
+  <w:num w:numId="1" w16cid:durableId="1622031257">
+    <w:abstractNumId w:val="1"/>
+  </w:num>
+  <w:num w:numId="2" w16cid:durableId="398401132">
+    <w:abstractNumId w:val="0"/>
+  </w:num>
+  <w:num w:numId="3" w16cid:durableId="2130392181">
+    <w:abstractNumId w:val="2"/>
+  </w:num>
+</w:numbering>
 </file>
 
 <file path=word/styles.xml><?xml version="1.0" encoding="utf-8"?>
@@ -1592,7 +3111,7 @@
     <w:link w:val="Titolo1Carattere"/>
     <w:uiPriority w:val="9"/>
     <w:qFormat/>
-    <w:rsid w:val="007E27D9"/>
+    <w:rsid w:val="00A73021"/>
     <w:pPr>
       <w:keepNext/>
       <w:keepLines/>
@@ -1615,7 +3134,7 @@
     <w:semiHidden/>
     <w:unhideWhenUsed/>
     <w:qFormat/>
-    <w:rsid w:val="007E27D9"/>
+    <w:rsid w:val="00A73021"/>
     <w:pPr>
       <w:keepNext/>
       <w:keepLines/>
@@ -1638,7 +3157,7 @@
     <w:semiHidden/>
     <w:unhideWhenUsed/>
     <w:qFormat/>
-    <w:rsid w:val="007E27D9"/>
+    <w:rsid w:val="00A73021"/>
     <w:pPr>
       <w:keepNext/>
       <w:keepLines/>
@@ -1661,7 +3180,7 @@
     <w:semiHidden/>
     <w:unhideWhenUsed/>
     <w:qFormat/>
-    <w:rsid w:val="007E27D9"/>
+    <w:rsid w:val="00A73021"/>
     <w:pPr>
       <w:keepNext/>
       <w:keepLines/>
@@ -1684,7 +3203,7 @@
     <w:semiHidden/>
     <w:unhideWhenUsed/>
     <w:qFormat/>
-    <w:rsid w:val="007E27D9"/>
+    <w:rsid w:val="00A73021"/>
     <w:pPr>
       <w:keepNext/>
       <w:keepLines/>
@@ -1705,7 +3224,7 @@
     <w:semiHidden/>
     <w:unhideWhenUsed/>
     <w:qFormat/>
-    <w:rsid w:val="007E27D9"/>
+    <w:rsid w:val="00A73021"/>
     <w:pPr>
       <w:keepNext/>
       <w:keepLines/>
@@ -1728,7 +3247,7 @@
     <w:semiHidden/>
     <w:unhideWhenUsed/>
     <w:qFormat/>
-    <w:rsid w:val="007E27D9"/>
+    <w:rsid w:val="00A73021"/>
     <w:pPr>
       <w:keepNext/>
       <w:keepLines/>
@@ -1749,7 +3268,7 @@
     <w:semiHidden/>
     <w:unhideWhenUsed/>
     <w:qFormat/>
-    <w:rsid w:val="007E27D9"/>
+    <w:rsid w:val="00A73021"/>
     <w:pPr>
       <w:keepNext/>
       <w:keepLines/>
@@ -1772,7 +3291,7 @@
     <w:semiHidden/>
     <w:unhideWhenUsed/>
     <w:qFormat/>
-    <w:rsid w:val="007E27D9"/>
+    <w:rsid w:val="00A73021"/>
     <w:pPr>
       <w:keepNext/>
       <w:keepLines/>
@@ -1816,7 +3335,7 @@
     <w:basedOn w:val="Carpredefinitoparagrafo"/>
     <w:link w:val="Titolo1"/>
     <w:uiPriority w:val="9"/>
-    <w:rsid w:val="007E27D9"/>
+    <w:rsid w:val="00A73021"/>
     <w:rPr>
       <w:rFonts w:asciiTheme="majorHAnsi" w:eastAsiaTheme="majorEastAsia" w:hAnsiTheme="majorHAnsi" w:cstheme="majorBidi"/>
       <w:color w:val="0F4761" w:themeColor="accent1" w:themeShade="BF"/>
@@ -1830,7 +3349,7 @@
     <w:link w:val="Titolo2"/>
     <w:uiPriority w:val="9"/>
     <w:semiHidden/>
-    <w:rsid w:val="007E27D9"/>
+    <w:rsid w:val="00A73021"/>
     <w:rPr>
       <w:rFonts w:asciiTheme="majorHAnsi" w:eastAsiaTheme="majorEastAsia" w:hAnsiTheme="majorHAnsi" w:cstheme="majorBidi"/>
       <w:color w:val="0F4761" w:themeColor="accent1" w:themeShade="BF"/>
@@ -1844,7 +3363,7 @@
     <w:link w:val="Titolo3"/>
     <w:uiPriority w:val="9"/>
     <w:semiHidden/>
-    <w:rsid w:val="007E27D9"/>
+    <w:rsid w:val="00A73021"/>
     <w:rPr>
       <w:rFonts w:eastAsiaTheme="majorEastAsia" w:cstheme="majorBidi"/>
       <w:color w:val="0F4761" w:themeColor="accent1" w:themeShade="BF"/>
@@ -1858,7 +3377,7 @@
     <w:link w:val="Titolo4"/>
     <w:uiPriority w:val="9"/>
     <w:semiHidden/>
-    <w:rsid w:val="007E27D9"/>
+    <w:rsid w:val="00A73021"/>
     <w:rPr>
       <w:rFonts w:eastAsiaTheme="majorEastAsia" w:cstheme="majorBidi"/>
       <w:i/>
@@ -1872,7 +3391,7 @@
     <w:link w:val="Titolo5"/>
     <w:uiPriority w:val="9"/>
     <w:semiHidden/>
-    <w:rsid w:val="007E27D9"/>
+    <w:rsid w:val="00A73021"/>
     <w:rPr>
       <w:rFonts w:eastAsiaTheme="majorEastAsia" w:cstheme="majorBidi"/>
       <w:color w:val="0F4761" w:themeColor="accent1" w:themeShade="BF"/>
@@ -1884,7 +3403,7 @@
     <w:link w:val="Titolo6"/>
     <w:uiPriority w:val="9"/>
     <w:semiHidden/>
-    <w:rsid w:val="007E27D9"/>
+    <w:rsid w:val="00A73021"/>
     <w:rPr>
       <w:rFonts w:eastAsiaTheme="majorEastAsia" w:cstheme="majorBidi"/>
       <w:i/>
@@ -1898,7 +3417,7 @@
     <w:link w:val="Titolo7"/>
     <w:uiPriority w:val="9"/>
     <w:semiHidden/>
-    <w:rsid w:val="007E27D9"/>
+    <w:rsid w:val="00A73021"/>
     <w:rPr>
       <w:rFonts w:eastAsiaTheme="majorEastAsia" w:cstheme="majorBidi"/>
       <w:color w:val="595959" w:themeColor="text1" w:themeTint="A6"/>
@@ -1910,7 +3429,7 @@
     <w:link w:val="Titolo8"/>
     <w:uiPriority w:val="9"/>
     <w:semiHidden/>
-    <w:rsid w:val="007E27D9"/>
+    <w:rsid w:val="00A73021"/>
     <w:rPr>
       <w:rFonts w:eastAsiaTheme="majorEastAsia" w:cstheme="majorBidi"/>
       <w:i/>
@@ -1924,7 +3443,7 @@
     <w:link w:val="Titolo9"/>
     <w:uiPriority w:val="9"/>
     <w:semiHidden/>
-    <w:rsid w:val="007E27D9"/>
+    <w:rsid w:val="00A73021"/>
     <w:rPr>
       <w:rFonts w:eastAsiaTheme="majorEastAsia" w:cstheme="majorBidi"/>
       <w:color w:val="272727" w:themeColor="text1" w:themeTint="D8"/>
@@ -1937,7 +3456,7 @@
     <w:link w:val="TitoloCarattere"/>
     <w:uiPriority w:val="10"/>
     <w:qFormat/>
-    <w:rsid w:val="007E27D9"/>
+    <w:rsid w:val="00A73021"/>
     <w:pPr>
       <w:spacing w:after="80" w:line="240" w:lineRule="auto"/>
       <w:contextualSpacing/>
@@ -1955,7 +3474,7 @@
     <w:basedOn w:val="Carpredefinitoparagrafo"/>
     <w:link w:val="Titolo"/>
     <w:uiPriority w:val="10"/>
-    <w:rsid w:val="007E27D9"/>
+    <w:rsid w:val="00A73021"/>
     <w:rPr>
       <w:rFonts w:asciiTheme="majorHAnsi" w:eastAsiaTheme="majorEastAsia" w:hAnsiTheme="majorHAnsi" w:cstheme="majorBidi"/>
       <w:spacing w:val="-10"/>
@@ -1971,7 +3490,7 @@
     <w:link w:val="SottotitoloCarattere"/>
     <w:uiPriority w:val="11"/>
     <w:qFormat/>
-    <w:rsid w:val="007E27D9"/>
+    <w:rsid w:val="00A73021"/>
     <w:pPr>
       <w:numPr>
         <w:ilvl w:val="1"/>
@@ -1990,7 +3509,7 @@
     <w:basedOn w:val="Carpredefinitoparagrafo"/>
     <w:link w:val="Sottotitolo"/>
     <w:uiPriority w:val="11"/>
-    <w:rsid w:val="007E27D9"/>
+    <w:rsid w:val="00A73021"/>
     <w:rPr>
       <w:rFonts w:eastAsiaTheme="majorEastAsia" w:cstheme="majorBidi"/>
       <w:color w:val="595959" w:themeColor="text1" w:themeTint="A6"/>
@@ -2006,7 +3525,7 @@
     <w:link w:val="CitazioneCarattere"/>
     <w:uiPriority w:val="29"/>
     <w:qFormat/>
-    <w:rsid w:val="007E27D9"/>
+    <w:rsid w:val="00A73021"/>
     <w:pPr>
       <w:spacing w:before="160"/>
       <w:jc w:val="center"/>
@@ -2022,7 +3541,7 @@
     <w:basedOn w:val="Carpredefinitoparagrafo"/>
     <w:link w:val="Citazione"/>
     <w:uiPriority w:val="29"/>
-    <w:rsid w:val="007E27D9"/>
+    <w:rsid w:val="00A73021"/>
     <w:rPr>
       <w:i/>
       <w:iCs/>
@@ -2034,7 +3553,7 @@
     <w:basedOn w:val="Normale"/>
     <w:uiPriority w:val="34"/>
     <w:qFormat/>
-    <w:rsid w:val="007E27D9"/>
+    <w:rsid w:val="00A73021"/>
     <w:pPr>
       <w:ind w:left="720"/>
       <w:contextualSpacing/>
@@ -2045,7 +3564,7 @@
     <w:basedOn w:val="Carpredefinitoparagrafo"/>
     <w:uiPriority w:val="21"/>
     <w:qFormat/>
-    <w:rsid w:val="007E27D9"/>
+    <w:rsid w:val="00A73021"/>
     <w:rPr>
       <w:i/>
       <w:iCs/>
@@ -2059,7 +3578,7 @@
     <w:link w:val="CitazioneintensaCarattere"/>
     <w:uiPriority w:val="30"/>
     <w:qFormat/>
-    <w:rsid w:val="007E27D9"/>
+    <w:rsid w:val="00A73021"/>
     <w:pPr>
       <w:pBdr>
         <w:top w:val="single" w:sz="4" w:space="10" w:color="0F4761" w:themeColor="accent1" w:themeShade="BF"/>
@@ -2080,7 +3599,7 @@
     <w:basedOn w:val="Carpredefinitoparagrafo"/>
     <w:link w:val="Citazioneintensa"/>
     <w:uiPriority w:val="30"/>
-    <w:rsid w:val="007E27D9"/>
+    <w:rsid w:val="00A73021"/>
     <w:rPr>
       <w:i/>
       <w:iCs/>
@@ -2092,7 +3611,7 @@
     <w:basedOn w:val="Carpredefinitoparagrafo"/>
     <w:uiPriority w:val="32"/>
     <w:qFormat/>
-    <w:rsid w:val="007E27D9"/>
+    <w:rsid w:val="00A73021"/>
     <w:rPr>
       <w:b/>
       <w:bCs/>
